--- a/AI_Transit_Pipeline_Documentation.docx
+++ b/AI_Transit_Pipeline_Documentation.docx
@@ -328,6 +328,72 @@
           <w:sz w:val="20"/>
         </w:rPr>
         <w:t>9.  Prérequis et installation</w:t>
+      </w:r>
+    </w:p>
+    <w:p>
+      <w:r>
+        <w:rPr>
+          <w:b/>
+          <w:sz w:val="20"/>
+        </w:rPr>
+        <w:t>10.  Exploitation du pipeline</w:t>
+      </w:r>
+    </w:p>
+    <w:p>
+      <w:r>
+        <w:rPr>
+          <w:sz w:val="20"/>
+        </w:rPr>
+        <w:t xml:space="preserve">    10.1  Options en ligne de commande</w:t>
+      </w:r>
+    </w:p>
+    <w:p>
+      <w:r>
+        <w:rPr>
+          <w:sz w:val="20"/>
+        </w:rPr>
+        <w:t xml:space="preserve">    10.2  Contrôles par dépôt</w:t>
+      </w:r>
+    </w:p>
+    <w:p>
+      <w:r>
+        <w:rPr>
+          <w:sz w:val="20"/>
+        </w:rPr>
+        <w:t xml:space="preserve">    10.3  Dépôts privés</w:t>
+      </w:r>
+    </w:p>
+    <w:p>
+      <w:r>
+        <w:rPr>
+          <w:b/>
+          <w:sz w:val="20"/>
+        </w:rPr>
+        <w:t>11.  Assurance qualité</w:t>
+      </w:r>
+    </w:p>
+    <w:p>
+      <w:r>
+        <w:rPr>
+          <w:sz w:val="20"/>
+        </w:rPr>
+        <w:t xml:space="preserve">    11.1  Suite de tests</w:t>
+      </w:r>
+    </w:p>
+    <w:p>
+      <w:r>
+        <w:rPr>
+          <w:sz w:val="20"/>
+        </w:rPr>
+        <w:t xml:space="preserve">    11.2  Intégration continue</w:t>
+      </w:r>
+    </w:p>
+    <w:p>
+      <w:r>
+        <w:rPr>
+          <w:sz w:val="20"/>
+        </w:rPr>
+        <w:t xml:space="preserve">    11.3  Intégrité du bundle</w:t>
       </w:r>
     </w:p>
     <w:p>
@@ -6795,18 +6861,6 @@
     </w:p>
     <w:p>
       <w:pPr>
-        <w:pStyle w:val="ListBullet"/>
-        <w:ind w:left="283"/>
-      </w:pPr>
-      <w:r>
-        <w:rPr>
-          <w:sz w:val="20"/>
-        </w:rPr>
-        <w:t>Optionnel : chiffrement GPG de l'archive si GPG_RECIPIENT est défini.</w:t>
-      </w:r>
-    </w:p>
-    <w:p>
-      <w:pPr>
         <w:pStyle w:val="Heading2"/>
       </w:pPr>
       <w:r>
@@ -8345,7 +8399,7 @@
                 <w:b/>
                 <w:sz w:val="18"/>
               </w:rPr>
-              <w:t>GPG_RECIPIENT</w:t>
+              <w:t>GITHUB_TOKEN</w:t>
             </w:r>
           </w:p>
         </w:tc>
@@ -8387,7 +8441,271 @@
               <w:rPr>
                 <w:sz w:val="18"/>
               </w:rPr>
-              <w:t>Email GPG pour chiffrement optionnel de l'archive</w:t>
+              <w:t>Jeton pour cloner les dépôts GitHub privés</w:t>
+            </w:r>
+          </w:p>
+        </w:tc>
+      </w:tr>
+      <w:tr>
+        <w:tc>
+          <w:tcPr>
+            <w:tcW w:type="dxa" w:w="3230"/>
+            <w:tcBorders>
+              <w:top w:val="single" w:sz="4" w:space="0" w:color="AAAAAA"/>
+              <w:left w:val="single" w:sz="4" w:space="0" w:color="AAAAAA"/>
+              <w:bottom w:val="single" w:sz="4" w:space="0" w:color="AAAAAA"/>
+              <w:right w:val="single" w:sz="4" w:space="0" w:color="AAAAAA"/>
+              <w:insideH w:val="single" w:sz="4" w:space="0" w:color="AAAAAA"/>
+              <w:insideV w:val="single" w:sz="4" w:space="0" w:color="AAAAAA"/>
+            </w:tcBorders>
+          </w:tcPr>
+          <w:p>
+            <w:r>
+              <w:rPr>
+                <w:b/>
+                <w:sz w:val="18"/>
+              </w:rPr>
+              <w:t>MAX_SIZE_MB</w:t>
+            </w:r>
+          </w:p>
+        </w:tc>
+        <w:tc>
+          <w:tcPr>
+            <w:tcW w:type="dxa" w:w="3230"/>
+            <w:tcBorders>
+              <w:top w:val="single" w:sz="4" w:space="0" w:color="AAAAAA"/>
+              <w:left w:val="single" w:sz="4" w:space="0" w:color="AAAAAA"/>
+              <w:bottom w:val="single" w:sz="4" w:space="0" w:color="AAAAAA"/>
+              <w:right w:val="single" w:sz="4" w:space="0" w:color="AAAAAA"/>
+              <w:insideH w:val="single" w:sz="4" w:space="0" w:color="AAAAAA"/>
+              <w:insideV w:val="single" w:sz="4" w:space="0" w:color="AAAAAA"/>
+            </w:tcBorders>
+          </w:tcPr>
+          <w:p>
+            <w:r>
+              <w:rPr>
+                <w:sz w:val="18"/>
+              </w:rPr>
+              <w:t>500</w:t>
+            </w:r>
+          </w:p>
+        </w:tc>
+        <w:tc>
+          <w:tcPr>
+            <w:tcW w:type="dxa" w:w="3230"/>
+            <w:tcBorders>
+              <w:top w:val="single" w:sz="4" w:space="0" w:color="AAAAAA"/>
+              <w:left w:val="single" w:sz="4" w:space="0" w:color="AAAAAA"/>
+              <w:bottom w:val="single" w:sz="4" w:space="0" w:color="AAAAAA"/>
+              <w:right w:val="single" w:sz="4" w:space="0" w:color="AAAAAA"/>
+              <w:insideH w:val="single" w:sz="4" w:space="0" w:color="AAAAAA"/>
+              <w:insideV w:val="single" w:sz="4" w:space="0" w:color="AAAAAA"/>
+            </w:tcBorders>
+          </w:tcPr>
+          <w:p>
+            <w:r>
+              <w:rPr>
+                <w:sz w:val="18"/>
+              </w:rPr>
+              <w:t>Taille maximale du dépôt, en mégaoctets</w:t>
+            </w:r>
+          </w:p>
+        </w:tc>
+      </w:tr>
+      <w:tr>
+        <w:tc>
+          <w:tcPr>
+            <w:tcW w:type="dxa" w:w="3230"/>
+            <w:tcBorders>
+              <w:top w:val="single" w:sz="4" w:space="0" w:color="AAAAAA"/>
+              <w:left w:val="single" w:sz="4" w:space="0" w:color="AAAAAA"/>
+              <w:bottom w:val="single" w:sz="4" w:space="0" w:color="AAAAAA"/>
+              <w:right w:val="single" w:sz="4" w:space="0" w:color="AAAAAA"/>
+              <w:insideH w:val="single" w:sz="4" w:space="0" w:color="AAAAAA"/>
+              <w:insideV w:val="single" w:sz="4" w:space="0" w:color="AAAAAA"/>
+            </w:tcBorders>
+          </w:tcPr>
+          <w:p>
+            <w:r>
+              <w:rPr>
+                <w:b/>
+                <w:sz w:val="18"/>
+              </w:rPr>
+              <w:t>MIN_SEVERITY</w:t>
+            </w:r>
+          </w:p>
+        </w:tc>
+        <w:tc>
+          <w:tcPr>
+            <w:tcW w:type="dxa" w:w="3230"/>
+            <w:tcBorders>
+              <w:top w:val="single" w:sz="4" w:space="0" w:color="AAAAAA"/>
+              <w:left w:val="single" w:sz="4" w:space="0" w:color="AAAAAA"/>
+              <w:bottom w:val="single" w:sz="4" w:space="0" w:color="AAAAAA"/>
+              <w:right w:val="single" w:sz="4" w:space="0" w:color="AAAAAA"/>
+              <w:insideH w:val="single" w:sz="4" w:space="0" w:color="AAAAAA"/>
+              <w:insideV w:val="single" w:sz="4" w:space="0" w:color="AAAAAA"/>
+            </w:tcBorders>
+          </w:tcPr>
+          <w:p>
+            <w:r>
+              <w:rPr>
+                <w:sz w:val="18"/>
+              </w:rPr>
+              <w:t>high</w:t>
+            </w:r>
+          </w:p>
+        </w:tc>
+        <w:tc>
+          <w:tcPr>
+            <w:tcW w:type="dxa" w:w="3230"/>
+            <w:tcBorders>
+              <w:top w:val="single" w:sz="4" w:space="0" w:color="AAAAAA"/>
+              <w:left w:val="single" w:sz="4" w:space="0" w:color="AAAAAA"/>
+              <w:bottom w:val="single" w:sz="4" w:space="0" w:color="AAAAAA"/>
+              <w:right w:val="single" w:sz="4" w:space="0" w:color="AAAAAA"/>
+              <w:insideH w:val="single" w:sz="4" w:space="0" w:color="AAAAAA"/>
+              <w:insideV w:val="single" w:sz="4" w:space="0" w:color="AAAAAA"/>
+            </w:tcBorders>
+          </w:tcPr>
+          <w:p>
+            <w:r>
+              <w:rPr>
+                <w:sz w:val="18"/>
+              </w:rPr>
+              <w:t>Sévérité minimale bloquante : low|medium|high|critical</w:t>
+            </w:r>
+          </w:p>
+        </w:tc>
+      </w:tr>
+      <w:tr>
+        <w:tc>
+          <w:tcPr>
+            <w:tcW w:type="dxa" w:w="3230"/>
+            <w:tcBorders>
+              <w:top w:val="single" w:sz="4" w:space="0" w:color="AAAAAA"/>
+              <w:left w:val="single" w:sz="4" w:space="0" w:color="AAAAAA"/>
+              <w:bottom w:val="single" w:sz="4" w:space="0" w:color="AAAAAA"/>
+              <w:right w:val="single" w:sz="4" w:space="0" w:color="AAAAAA"/>
+              <w:insideH w:val="single" w:sz="4" w:space="0" w:color="AAAAAA"/>
+              <w:insideV w:val="single" w:sz="4" w:space="0" w:color="AAAAAA"/>
+            </w:tcBorders>
+          </w:tcPr>
+          <w:p>
+            <w:r>
+              <w:rPr>
+                <w:b/>
+                <w:sz w:val="18"/>
+              </w:rPr>
+              <w:t>VERBOSITY</w:t>
+            </w:r>
+          </w:p>
+        </w:tc>
+        <w:tc>
+          <w:tcPr>
+            <w:tcW w:type="dxa" w:w="3230"/>
+            <w:tcBorders>
+              <w:top w:val="single" w:sz="4" w:space="0" w:color="AAAAAA"/>
+              <w:left w:val="single" w:sz="4" w:space="0" w:color="AAAAAA"/>
+              <w:bottom w:val="single" w:sz="4" w:space="0" w:color="AAAAAA"/>
+              <w:right w:val="single" w:sz="4" w:space="0" w:color="AAAAAA"/>
+              <w:insideH w:val="single" w:sz="4" w:space="0" w:color="AAAAAA"/>
+              <w:insideV w:val="single" w:sz="4" w:space="0" w:color="AAAAAA"/>
+            </w:tcBorders>
+          </w:tcPr>
+          <w:p>
+            <w:r>
+              <w:rPr>
+                <w:sz w:val="18"/>
+              </w:rPr>
+              <w:t>normal</w:t>
+            </w:r>
+          </w:p>
+        </w:tc>
+        <w:tc>
+          <w:tcPr>
+            <w:tcW w:type="dxa" w:w="3230"/>
+            <w:tcBorders>
+              <w:top w:val="single" w:sz="4" w:space="0" w:color="AAAAAA"/>
+              <w:left w:val="single" w:sz="4" w:space="0" w:color="AAAAAA"/>
+              <w:bottom w:val="single" w:sz="4" w:space="0" w:color="AAAAAA"/>
+              <w:right w:val="single" w:sz="4" w:space="0" w:color="AAAAAA"/>
+              <w:insideH w:val="single" w:sz="4" w:space="0" w:color="AAAAAA"/>
+              <w:insideV w:val="single" w:sz="4" w:space="0" w:color="AAAAAA"/>
+            </w:tcBorders>
+          </w:tcPr>
+          <w:p>
+            <w:r>
+              <w:rPr>
+                <w:sz w:val="18"/>
+              </w:rPr>
+              <w:t>Verbosité des journaux : quiet|normal|verbose</w:t>
+            </w:r>
+          </w:p>
+        </w:tc>
+      </w:tr>
+      <w:tr>
+        <w:tc>
+          <w:tcPr>
+            <w:tcW w:type="dxa" w:w="3230"/>
+            <w:tcBorders>
+              <w:top w:val="single" w:sz="4" w:space="0" w:color="AAAAAA"/>
+              <w:left w:val="single" w:sz="4" w:space="0" w:color="AAAAAA"/>
+              <w:bottom w:val="single" w:sz="4" w:space="0" w:color="AAAAAA"/>
+              <w:right w:val="single" w:sz="4" w:space="0" w:color="AAAAAA"/>
+              <w:insideH w:val="single" w:sz="4" w:space="0" w:color="AAAAAA"/>
+              <w:insideV w:val="single" w:sz="4" w:space="0" w:color="AAAAAA"/>
+            </w:tcBorders>
+          </w:tcPr>
+          <w:p>
+            <w:r>
+              <w:rPr>
+                <w:b/>
+                <w:sz w:val="18"/>
+              </w:rPr>
+              <w:t>SINCE_COMMIT</w:t>
+            </w:r>
+          </w:p>
+        </w:tc>
+        <w:tc>
+          <w:tcPr>
+            <w:tcW w:type="dxa" w:w="3230"/>
+            <w:tcBorders>
+              <w:top w:val="single" w:sz="4" w:space="0" w:color="AAAAAA"/>
+              <w:left w:val="single" w:sz="4" w:space="0" w:color="AAAAAA"/>
+              <w:bottom w:val="single" w:sz="4" w:space="0" w:color="AAAAAA"/>
+              <w:right w:val="single" w:sz="4" w:space="0" w:color="AAAAAA"/>
+              <w:insideH w:val="single" w:sz="4" w:space="0" w:color="AAAAAA"/>
+              <w:insideV w:val="single" w:sz="4" w:space="0" w:color="AAAAAA"/>
+            </w:tcBorders>
+          </w:tcPr>
+          <w:p>
+            <w:r>
+              <w:rPr>
+                <w:sz w:val="18"/>
+              </w:rPr>
+              <w:t>(vide)</w:t>
+            </w:r>
+          </w:p>
+        </w:tc>
+        <w:tc>
+          <w:tcPr>
+            <w:tcW w:type="dxa" w:w="3230"/>
+            <w:tcBorders>
+              <w:top w:val="single" w:sz="4" w:space="0" w:color="AAAAAA"/>
+              <w:left w:val="single" w:sz="4" w:space="0" w:color="AAAAAA"/>
+              <w:bottom w:val="single" w:sz="4" w:space="0" w:color="AAAAAA"/>
+              <w:right w:val="single" w:sz="4" w:space="0" w:color="AAAAAA"/>
+              <w:insideH w:val="single" w:sz="4" w:space="0" w:color="AAAAAA"/>
+              <w:insideV w:val="single" w:sz="4" w:space="0" w:color="AAAAAA"/>
+            </w:tcBorders>
+          </w:tcPr>
+          <w:p>
+            <w:r>
+              <w:rPr>
+                <w:sz w:val="18"/>
+              </w:rPr>
+              <w:t>Mode différentiel : ne scanner que les fichiers modifiés</w:t>
             </w:r>
           </w:p>
         </w:tc>
@@ -8459,6 +8777,1759 @@
         </w:tc>
       </w:tr>
     </w:tbl>
+    <w:p/>
+    <w:p>
+      <w:r>
+        <w:br w:type="page"/>
+      </w:r>
+    </w:p>
+    <w:p>
+      <w:pPr>
+        <w:pStyle w:val="Heading1"/>
+      </w:pPr>
+      <w:r>
+        <w:rPr>
+          <w:color w:val="1F3864"/>
+        </w:rPr>
+        <w:t>10. Exploitation du pipeline</w:t>
+      </w:r>
+    </w:p>
+    <w:p>
+      <w:pPr>
+        <w:pStyle w:val="Heading2"/>
+      </w:pPr>
+      <w:r>
+        <w:rPr>
+          <w:color w:val="2E75B6"/>
+        </w:rPr>
+        <w:t>10.1 Options en ligne de commande</w:t>
+      </w:r>
+    </w:p>
+    <w:p>
+      <w:r>
+        <w:rPr>
+          <w:b w:val="0"/>
+          <w:i w:val="0"/>
+          <w:sz w:val="20"/>
+        </w:rPr>
+        <w:t>Le pipeline exécute les mêmes six couches dans tous les modes. Les options ci-dessous modifient le traitement du résultat, pas la façon dont le scan est mené.</w:t>
+      </w:r>
+    </w:p>
+    <w:tbl>
+      <w:tblPr>
+        <w:tblStyle w:val="TableGrid"/>
+        <w:tblW w:type="auto" w:w="0"/>
+        <w:tblLook w:firstColumn="1" w:firstRow="1" w:lastColumn="0" w:lastRow="0" w:noHBand="0" w:noVBand="1" w:val="04A0"/>
+      </w:tblPr>
+      <w:tblGrid>
+        <w:gridCol w:w="3230"/>
+        <w:gridCol w:w="3230"/>
+        <w:gridCol w:w="3230"/>
+      </w:tblGrid>
+      <w:tr>
+        <w:tc>
+          <w:tcPr>
+            <w:tcW w:type="dxa" w:w="2551"/>
+            <w:shd w:val="clear" w:color="auto" w:fill="1F3864"/>
+            <w:tcBorders>
+              <w:top w:val="single" w:sz="4" w:space="0" w:color="AAAAAA"/>
+              <w:left w:val="single" w:sz="4" w:space="0" w:color="AAAAAA"/>
+              <w:bottom w:val="single" w:sz="4" w:space="0" w:color="AAAAAA"/>
+              <w:right w:val="single" w:sz="4" w:space="0" w:color="AAAAAA"/>
+              <w:insideH w:val="single" w:sz="4" w:space="0" w:color="AAAAAA"/>
+              <w:insideV w:val="single" w:sz="4" w:space="0" w:color="AAAAAA"/>
+            </w:tcBorders>
+          </w:tcPr>
+          <w:p>
+            <w:pPr>
+              <w:jc w:val="center"/>
+            </w:pPr>
+            <w:r>
+              <w:rPr>
+                <w:b/>
+                <w:color w:val="FFFFFF"/>
+                <w:sz w:val="18"/>
+              </w:rPr>
+              <w:t>Option</w:t>
+            </w:r>
+          </w:p>
+        </w:tc>
+        <w:tc>
+          <w:tcPr>
+            <w:tcW w:type="dxa" w:w="3969"/>
+            <w:shd w:val="clear" w:color="auto" w:fill="1F3864"/>
+            <w:tcBorders>
+              <w:top w:val="single" w:sz="4" w:space="0" w:color="AAAAAA"/>
+              <w:left w:val="single" w:sz="4" w:space="0" w:color="AAAAAA"/>
+              <w:bottom w:val="single" w:sz="4" w:space="0" w:color="AAAAAA"/>
+              <w:right w:val="single" w:sz="4" w:space="0" w:color="AAAAAA"/>
+              <w:insideH w:val="single" w:sz="4" w:space="0" w:color="AAAAAA"/>
+              <w:insideV w:val="single" w:sz="4" w:space="0" w:color="AAAAAA"/>
+            </w:tcBorders>
+          </w:tcPr>
+          <w:p>
+            <w:pPr>
+              <w:jc w:val="center"/>
+            </w:pPr>
+            <w:r>
+              <w:rPr>
+                <w:b/>
+                <w:color w:val="FFFFFF"/>
+                <w:sz w:val="18"/>
+              </w:rPr>
+              <w:t>Effet</w:t>
+            </w:r>
+          </w:p>
+        </w:tc>
+        <w:tc>
+          <w:tcPr>
+            <w:tcW w:type="dxa" w:w="3402"/>
+            <w:shd w:val="clear" w:color="auto" w:fill="1F3864"/>
+            <w:tcBorders>
+              <w:top w:val="single" w:sz="4" w:space="0" w:color="AAAAAA"/>
+              <w:left w:val="single" w:sz="4" w:space="0" w:color="AAAAAA"/>
+              <w:bottom w:val="single" w:sz="4" w:space="0" w:color="AAAAAA"/>
+              <w:right w:val="single" w:sz="4" w:space="0" w:color="AAAAAA"/>
+              <w:insideH w:val="single" w:sz="4" w:space="0" w:color="AAAAAA"/>
+              <w:insideV w:val="single" w:sz="4" w:space="0" w:color="AAAAAA"/>
+            </w:tcBorders>
+          </w:tcPr>
+          <w:p>
+            <w:pPr>
+              <w:jc w:val="center"/>
+            </w:pPr>
+            <w:r>
+              <w:rPr>
+                <w:b/>
+                <w:color w:val="FFFFFF"/>
+                <w:sz w:val="18"/>
+              </w:rPr>
+              <w:t>Usage typique</w:t>
+            </w:r>
+          </w:p>
+        </w:tc>
+      </w:tr>
+      <w:tr>
+        <w:tc>
+          <w:tcPr>
+            <w:tcW w:type="dxa" w:w="3230"/>
+            <w:tcBorders>
+              <w:top w:val="single" w:sz="4" w:space="0" w:color="AAAAAA"/>
+              <w:left w:val="single" w:sz="4" w:space="0" w:color="AAAAAA"/>
+              <w:bottom w:val="single" w:sz="4" w:space="0" w:color="AAAAAA"/>
+              <w:right w:val="single" w:sz="4" w:space="0" w:color="AAAAAA"/>
+              <w:insideH w:val="single" w:sz="4" w:space="0" w:color="AAAAAA"/>
+              <w:insideV w:val="single" w:sz="4" w:space="0" w:color="AAAAAA"/>
+            </w:tcBorders>
+          </w:tcPr>
+          <w:p>
+            <w:r>
+              <w:rPr>
+                <w:b/>
+                <w:sz w:val="18"/>
+              </w:rPr>
+              <w:t>--quiet</w:t>
+            </w:r>
+          </w:p>
+        </w:tc>
+        <w:tc>
+          <w:tcPr>
+            <w:tcW w:type="dxa" w:w="3230"/>
+            <w:tcBorders>
+              <w:top w:val="single" w:sz="4" w:space="0" w:color="AAAAAA"/>
+              <w:left w:val="single" w:sz="4" w:space="0" w:color="AAAAAA"/>
+              <w:bottom w:val="single" w:sz="4" w:space="0" w:color="AAAAAA"/>
+              <w:right w:val="single" w:sz="4" w:space="0" w:color="AAAAAA"/>
+              <w:insideH w:val="single" w:sz="4" w:space="0" w:color="AAAAAA"/>
+              <w:insideV w:val="single" w:sz="4" w:space="0" w:color="AAAAAA"/>
+            </w:tcBorders>
+          </w:tcPr>
+          <w:p>
+            <w:r>
+              <w:rPr>
+                <w:sz w:val="18"/>
+              </w:rPr>
+              <w:t>Verdict uniquement sur la sortie standard</w:t>
+            </w:r>
+          </w:p>
+        </w:tc>
+        <w:tc>
+          <w:tcPr>
+            <w:tcW w:type="dxa" w:w="3230"/>
+            <w:tcBorders>
+              <w:top w:val="single" w:sz="4" w:space="0" w:color="AAAAAA"/>
+              <w:left w:val="single" w:sz="4" w:space="0" w:color="AAAAAA"/>
+              <w:bottom w:val="single" w:sz="4" w:space="0" w:color="AAAAAA"/>
+              <w:right w:val="single" w:sz="4" w:space="0" w:color="AAAAAA"/>
+              <w:insideH w:val="single" w:sz="4" w:space="0" w:color="AAAAAA"/>
+              <w:insideV w:val="single" w:sz="4" w:space="0" w:color="AAAAAA"/>
+            </w:tcBorders>
+          </w:tcPr>
+          <w:p>
+            <w:r>
+              <w:rPr>
+                <w:sz w:val="18"/>
+              </w:rPr>
+              <w:t>Barrière CI</w:t>
+            </w:r>
+          </w:p>
+        </w:tc>
+      </w:tr>
+      <w:tr>
+        <w:tc>
+          <w:tcPr>
+            <w:tcW w:type="dxa" w:w="3230"/>
+            <w:tcBorders>
+              <w:top w:val="single" w:sz="4" w:space="0" w:color="AAAAAA"/>
+              <w:left w:val="single" w:sz="4" w:space="0" w:color="AAAAAA"/>
+              <w:bottom w:val="single" w:sz="4" w:space="0" w:color="AAAAAA"/>
+              <w:right w:val="single" w:sz="4" w:space="0" w:color="AAAAAA"/>
+              <w:insideH w:val="single" w:sz="4" w:space="0" w:color="AAAAAA"/>
+              <w:insideV w:val="single" w:sz="4" w:space="0" w:color="AAAAAA"/>
+            </w:tcBorders>
+          </w:tcPr>
+          <w:p>
+            <w:r>
+              <w:rPr>
+                <w:b/>
+                <w:sz w:val="18"/>
+              </w:rPr>
+              <w:t>--verbose</w:t>
+            </w:r>
+          </w:p>
+        </w:tc>
+        <w:tc>
+          <w:tcPr>
+            <w:tcW w:type="dxa" w:w="3230"/>
+            <w:tcBorders>
+              <w:top w:val="single" w:sz="4" w:space="0" w:color="AAAAAA"/>
+              <w:left w:val="single" w:sz="4" w:space="0" w:color="AAAAAA"/>
+              <w:bottom w:val="single" w:sz="4" w:space="0" w:color="AAAAAA"/>
+              <w:right w:val="single" w:sz="4" w:space="0" w:color="AAAAAA"/>
+              <w:insideH w:val="single" w:sz="4" w:space="0" w:color="AAAAAA"/>
+              <w:insideV w:val="single" w:sz="4" w:space="0" w:color="AAAAAA"/>
+            </w:tcBorders>
+          </w:tcPr>
+          <w:p>
+            <w:r>
+              <w:rPr>
+                <w:sz w:val="18"/>
+              </w:rPr>
+              <w:t>Détail complet fichier par fichier</w:t>
+            </w:r>
+          </w:p>
+        </w:tc>
+        <w:tc>
+          <w:tcPr>
+            <w:tcW w:type="dxa" w:w="3230"/>
+            <w:tcBorders>
+              <w:top w:val="single" w:sz="4" w:space="0" w:color="AAAAAA"/>
+              <w:left w:val="single" w:sz="4" w:space="0" w:color="AAAAAA"/>
+              <w:bottom w:val="single" w:sz="4" w:space="0" w:color="AAAAAA"/>
+              <w:right w:val="single" w:sz="4" w:space="0" w:color="AAAAAA"/>
+              <w:insideH w:val="single" w:sz="4" w:space="0" w:color="AAAAAA"/>
+              <w:insideV w:val="single" w:sz="4" w:space="0" w:color="AAAAAA"/>
+            </w:tcBorders>
+          </w:tcPr>
+          <w:p>
+            <w:r>
+              <w:rPr>
+                <w:sz w:val="18"/>
+              </w:rPr>
+              <w:t>Analyse d'un finding</w:t>
+            </w:r>
+          </w:p>
+        </w:tc>
+      </w:tr>
+      <w:tr>
+        <w:tc>
+          <w:tcPr>
+            <w:tcW w:type="dxa" w:w="3230"/>
+            <w:tcBorders>
+              <w:top w:val="single" w:sz="4" w:space="0" w:color="AAAAAA"/>
+              <w:left w:val="single" w:sz="4" w:space="0" w:color="AAAAAA"/>
+              <w:bottom w:val="single" w:sz="4" w:space="0" w:color="AAAAAA"/>
+              <w:right w:val="single" w:sz="4" w:space="0" w:color="AAAAAA"/>
+              <w:insideH w:val="single" w:sz="4" w:space="0" w:color="AAAAAA"/>
+              <w:insideV w:val="single" w:sz="4" w:space="0" w:color="AAAAAA"/>
+            </w:tcBorders>
+          </w:tcPr>
+          <w:p>
+            <w:r>
+              <w:rPr>
+                <w:b/>
+                <w:sz w:val="18"/>
+              </w:rPr>
+              <w:t>--min-severity NIVEAU</w:t>
+            </w:r>
+          </w:p>
+        </w:tc>
+        <w:tc>
+          <w:tcPr>
+            <w:tcW w:type="dxa" w:w="3230"/>
+            <w:tcBorders>
+              <w:top w:val="single" w:sz="4" w:space="0" w:color="AAAAAA"/>
+              <w:left w:val="single" w:sz="4" w:space="0" w:color="AAAAAA"/>
+              <w:bottom w:val="single" w:sz="4" w:space="0" w:color="AAAAAA"/>
+              <w:right w:val="single" w:sz="4" w:space="0" w:color="AAAAAA"/>
+              <w:insideH w:val="single" w:sz="4" w:space="0" w:color="AAAAAA"/>
+              <w:insideV w:val="single" w:sz="4" w:space="0" w:color="AAAAAA"/>
+            </w:tcBorders>
+          </w:tcPr>
+          <w:p>
+            <w:r>
+              <w:rPr>
+                <w:sz w:val="18"/>
+              </w:rPr>
+              <w:t>low | medium | high | critical ; les findings sous le seuil deviennent WARN au lieu de FAIL</w:t>
+            </w:r>
+          </w:p>
+        </w:tc>
+        <w:tc>
+          <w:tcPr>
+            <w:tcW w:type="dxa" w:w="3230"/>
+            <w:tcBorders>
+              <w:top w:val="single" w:sz="4" w:space="0" w:color="AAAAAA"/>
+              <w:left w:val="single" w:sz="4" w:space="0" w:color="AAAAAA"/>
+              <w:bottom w:val="single" w:sz="4" w:space="0" w:color="AAAAAA"/>
+              <w:right w:val="single" w:sz="4" w:space="0" w:color="AAAAAA"/>
+              <w:insideH w:val="single" w:sz="4" w:space="0" w:color="AAAAAA"/>
+              <w:insideV w:val="single" w:sz="4" w:space="0" w:color="AAAAAA"/>
+            </w:tcBorders>
+          </w:tcPr>
+          <w:p>
+            <w:r>
+              <w:rPr>
+                <w:sz w:val="18"/>
+              </w:rPr>
+              <w:t>Ajuster le seuil de blocage</w:t>
+            </w:r>
+          </w:p>
+        </w:tc>
+      </w:tr>
+      <w:tr>
+        <w:tc>
+          <w:tcPr>
+            <w:tcW w:type="dxa" w:w="3230"/>
+            <w:tcBorders>
+              <w:top w:val="single" w:sz="4" w:space="0" w:color="AAAAAA"/>
+              <w:left w:val="single" w:sz="4" w:space="0" w:color="AAAAAA"/>
+              <w:bottom w:val="single" w:sz="4" w:space="0" w:color="AAAAAA"/>
+              <w:right w:val="single" w:sz="4" w:space="0" w:color="AAAAAA"/>
+              <w:insideH w:val="single" w:sz="4" w:space="0" w:color="AAAAAA"/>
+              <w:insideV w:val="single" w:sz="4" w:space="0" w:color="AAAAAA"/>
+            </w:tcBorders>
+          </w:tcPr>
+          <w:p>
+            <w:r>
+              <w:rPr>
+                <w:b/>
+                <w:sz w:val="18"/>
+              </w:rPr>
+              <w:t>--since COMMIT</w:t>
+            </w:r>
+          </w:p>
+        </w:tc>
+        <w:tc>
+          <w:tcPr>
+            <w:tcW w:type="dxa" w:w="3230"/>
+            <w:tcBorders>
+              <w:top w:val="single" w:sz="4" w:space="0" w:color="AAAAAA"/>
+              <w:left w:val="single" w:sz="4" w:space="0" w:color="AAAAAA"/>
+              <w:bottom w:val="single" w:sz="4" w:space="0" w:color="AAAAAA"/>
+              <w:right w:val="single" w:sz="4" w:space="0" w:color="AAAAAA"/>
+              <w:insideH w:val="single" w:sz="4" w:space="0" w:color="AAAAAA"/>
+              <w:insideV w:val="single" w:sz="4" w:space="0" w:color="AAAAAA"/>
+            </w:tcBorders>
+          </w:tcPr>
+          <w:p>
+            <w:r>
+              <w:rPr>
+                <w:sz w:val="18"/>
+              </w:rPr>
+              <w:t>Ne scanner que les fichiers modifiés depuis COMMIT</w:t>
+            </w:r>
+          </w:p>
+        </w:tc>
+        <w:tc>
+          <w:tcPr>
+            <w:tcW w:type="dxa" w:w="3230"/>
+            <w:tcBorders>
+              <w:top w:val="single" w:sz="4" w:space="0" w:color="AAAAAA"/>
+              <w:left w:val="single" w:sz="4" w:space="0" w:color="AAAAAA"/>
+              <w:bottom w:val="single" w:sz="4" w:space="0" w:color="AAAAAA"/>
+              <w:right w:val="single" w:sz="4" w:space="0" w:color="AAAAAA"/>
+              <w:insideH w:val="single" w:sz="4" w:space="0" w:color="AAAAAA"/>
+              <w:insideV w:val="single" w:sz="4" w:space="0" w:color="AAAAAA"/>
+            </w:tcBorders>
+          </w:tcPr>
+          <w:p>
+            <w:r>
+              <w:rPr>
+                <w:sz w:val="18"/>
+              </w:rPr>
+              <w:t>Contrôle de pull request</w:t>
+            </w:r>
+          </w:p>
+        </w:tc>
+      </w:tr>
+      <w:tr>
+        <w:tc>
+          <w:tcPr>
+            <w:tcW w:type="dxa" w:w="3230"/>
+            <w:tcBorders>
+              <w:top w:val="single" w:sz="4" w:space="0" w:color="AAAAAA"/>
+              <w:left w:val="single" w:sz="4" w:space="0" w:color="AAAAAA"/>
+              <w:bottom w:val="single" w:sz="4" w:space="0" w:color="AAAAAA"/>
+              <w:right w:val="single" w:sz="4" w:space="0" w:color="AAAAAA"/>
+              <w:insideH w:val="single" w:sz="4" w:space="0" w:color="AAAAAA"/>
+              <w:insideV w:val="single" w:sz="4" w:space="0" w:color="AAAAAA"/>
+            </w:tcBorders>
+          </w:tcPr>
+          <w:p>
+            <w:r>
+              <w:rPr>
+                <w:b/>
+                <w:sz w:val="18"/>
+              </w:rPr>
+              <w:t>--report-only</w:t>
+            </w:r>
+          </w:p>
+        </w:tc>
+        <w:tc>
+          <w:tcPr>
+            <w:tcW w:type="dxa" w:w="3230"/>
+            <w:tcBorders>
+              <w:top w:val="single" w:sz="4" w:space="0" w:color="AAAAAA"/>
+              <w:left w:val="single" w:sz="4" w:space="0" w:color="AAAAAA"/>
+              <w:bottom w:val="single" w:sz="4" w:space="0" w:color="AAAAAA"/>
+              <w:right w:val="single" w:sz="4" w:space="0" w:color="AAAAAA"/>
+              <w:insideH w:val="single" w:sz="4" w:space="0" w:color="AAAAAA"/>
+              <w:insideV w:val="single" w:sz="4" w:space="0" w:color="AAAAAA"/>
+            </w:tcBorders>
+          </w:tcPr>
+          <w:p>
+            <w:r>
+              <w:rPr>
+                <w:sz w:val="18"/>
+              </w:rPr>
+              <w:t>Toujours sortir en code 0, et laisser le dépôt récupéré en place au lieu de le mettre en quarantaine</w:t>
+            </w:r>
+          </w:p>
+        </w:tc>
+        <w:tc>
+          <w:tcPr>
+            <w:tcW w:type="dxa" w:w="3230"/>
+            <w:tcBorders>
+              <w:top w:val="single" w:sz="4" w:space="0" w:color="AAAAAA"/>
+              <w:left w:val="single" w:sz="4" w:space="0" w:color="AAAAAA"/>
+              <w:bottom w:val="single" w:sz="4" w:space="0" w:color="AAAAAA"/>
+              <w:right w:val="single" w:sz="4" w:space="0" w:color="AAAAAA"/>
+              <w:insideH w:val="single" w:sz="4" w:space="0" w:color="AAAAAA"/>
+              <w:insideV w:val="single" w:sz="4" w:space="0" w:color="AAAAAA"/>
+            </w:tcBorders>
+          </w:tcPr>
+          <w:p>
+            <w:r>
+              <w:rPr>
+                <w:sz w:val="18"/>
+              </w:rPr>
+              <w:t>Audit de première passe</w:t>
+            </w:r>
+          </w:p>
+        </w:tc>
+      </w:tr>
+      <w:tr>
+        <w:tc>
+          <w:tcPr>
+            <w:tcW w:type="dxa" w:w="3230"/>
+            <w:tcBorders>
+              <w:top w:val="single" w:sz="4" w:space="0" w:color="AAAAAA"/>
+              <w:left w:val="single" w:sz="4" w:space="0" w:color="AAAAAA"/>
+              <w:bottom w:val="single" w:sz="4" w:space="0" w:color="AAAAAA"/>
+              <w:right w:val="single" w:sz="4" w:space="0" w:color="AAAAAA"/>
+              <w:insideH w:val="single" w:sz="4" w:space="0" w:color="AAAAAA"/>
+              <w:insideV w:val="single" w:sz="4" w:space="0" w:color="AAAAAA"/>
+            </w:tcBorders>
+          </w:tcPr>
+          <w:p>
+            <w:r>
+              <w:rPr>
+                <w:b/>
+                <w:sz w:val="18"/>
+              </w:rPr>
+              <w:t>--no-zip</w:t>
+            </w:r>
+          </w:p>
+        </w:tc>
+        <w:tc>
+          <w:tcPr>
+            <w:tcW w:type="dxa" w:w="3230"/>
+            <w:tcBorders>
+              <w:top w:val="single" w:sz="4" w:space="0" w:color="AAAAAA"/>
+              <w:left w:val="single" w:sz="4" w:space="0" w:color="AAAAAA"/>
+              <w:bottom w:val="single" w:sz="4" w:space="0" w:color="AAAAAA"/>
+              <w:right w:val="single" w:sz="4" w:space="0" w:color="AAAAAA"/>
+              <w:insideH w:val="single" w:sz="4" w:space="0" w:color="AAAAAA"/>
+              <w:insideV w:val="single" w:sz="4" w:space="0" w:color="AAAAAA"/>
+            </w:tcBorders>
+          </w:tcPr>
+          <w:p>
+            <w:r>
+              <w:rPr>
+                <w:sz w:val="18"/>
+              </w:rPr>
+              <w:t>Ne pas créer l'archive approuvée</w:t>
+            </w:r>
+          </w:p>
+        </w:tc>
+        <w:tc>
+          <w:tcPr>
+            <w:tcW w:type="dxa" w:w="3230"/>
+            <w:tcBorders>
+              <w:top w:val="single" w:sz="4" w:space="0" w:color="AAAAAA"/>
+              <w:left w:val="single" w:sz="4" w:space="0" w:color="AAAAAA"/>
+              <w:bottom w:val="single" w:sz="4" w:space="0" w:color="AAAAAA"/>
+              <w:right w:val="single" w:sz="4" w:space="0" w:color="AAAAAA"/>
+              <w:insideH w:val="single" w:sz="4" w:space="0" w:color="AAAAAA"/>
+              <w:insideV w:val="single" w:sz="4" w:space="0" w:color="AAAAAA"/>
+            </w:tcBorders>
+          </w:tcPr>
+          <w:p>
+            <w:r>
+              <w:rPr>
+                <w:sz w:val="18"/>
+              </w:rPr>
+              <w:t>CI</w:t>
+            </w:r>
+          </w:p>
+        </w:tc>
+      </w:tr>
+      <w:tr>
+        <w:tc>
+          <w:tcPr>
+            <w:tcW w:type="dxa" w:w="3230"/>
+            <w:tcBorders>
+              <w:top w:val="single" w:sz="4" w:space="0" w:color="AAAAAA"/>
+              <w:left w:val="single" w:sz="4" w:space="0" w:color="AAAAAA"/>
+              <w:bottom w:val="single" w:sz="4" w:space="0" w:color="AAAAAA"/>
+              <w:right w:val="single" w:sz="4" w:space="0" w:color="AAAAAA"/>
+              <w:insideH w:val="single" w:sz="4" w:space="0" w:color="AAAAAA"/>
+              <w:insideV w:val="single" w:sz="4" w:space="0" w:color="AAAAAA"/>
+            </w:tcBorders>
+          </w:tcPr>
+          <w:p>
+            <w:r>
+              <w:rPr>
+                <w:b/>
+                <w:sz w:val="18"/>
+              </w:rPr>
+              <w:t>--no-excel</w:t>
+            </w:r>
+          </w:p>
+        </w:tc>
+        <w:tc>
+          <w:tcPr>
+            <w:tcW w:type="dxa" w:w="3230"/>
+            <w:tcBorders>
+              <w:top w:val="single" w:sz="4" w:space="0" w:color="AAAAAA"/>
+              <w:left w:val="single" w:sz="4" w:space="0" w:color="AAAAAA"/>
+              <w:bottom w:val="single" w:sz="4" w:space="0" w:color="AAAAAA"/>
+              <w:right w:val="single" w:sz="4" w:space="0" w:color="AAAAAA"/>
+              <w:insideH w:val="single" w:sz="4" w:space="0" w:color="AAAAAA"/>
+              <w:insideV w:val="single" w:sz="4" w:space="0" w:color="AAAAAA"/>
+            </w:tcBorders>
+          </w:tcPr>
+          <w:p>
+            <w:r>
+              <w:rPr>
+                <w:sz w:val="18"/>
+              </w:rPr>
+              <w:t>Ne pas générer le rapport Excel</w:t>
+            </w:r>
+          </w:p>
+        </w:tc>
+        <w:tc>
+          <w:tcPr>
+            <w:tcW w:type="dxa" w:w="3230"/>
+            <w:tcBorders>
+              <w:top w:val="single" w:sz="4" w:space="0" w:color="AAAAAA"/>
+              <w:left w:val="single" w:sz="4" w:space="0" w:color="AAAAAA"/>
+              <w:bottom w:val="single" w:sz="4" w:space="0" w:color="AAAAAA"/>
+              <w:right w:val="single" w:sz="4" w:space="0" w:color="AAAAAA"/>
+              <w:insideH w:val="single" w:sz="4" w:space="0" w:color="AAAAAA"/>
+              <w:insideV w:val="single" w:sz="4" w:space="0" w:color="AAAAAA"/>
+            </w:tcBorders>
+          </w:tcPr>
+          <w:p>
+            <w:r>
+              <w:rPr>
+                <w:sz w:val="18"/>
+              </w:rPr>
+              <w:t>CI</w:t>
+            </w:r>
+          </w:p>
+        </w:tc>
+      </w:tr>
+    </w:tbl>
+    <w:p/>
+    <w:p>
+      <w:pPr>
+        <w:pStyle w:val="Heading2"/>
+      </w:pPr>
+      <w:r>
+        <w:rPr>
+          <w:color w:val="2E75B6"/>
+        </w:rPr>
+        <w:t>10.2 Contrôles par dépôt</w:t>
+      </w:r>
+    </w:p>
+    <w:p>
+      <w:r>
+        <w:rPr>
+          <w:b w:val="0"/>
+          <w:i w:val="0"/>
+          <w:sz w:val="20"/>
+        </w:rPr>
+        <w:t>Deux fichiers optionnels peuvent être placés à la racine du dépôt analysé. Ils appartiennent au dépôt scanné, et non à l'installation du pipeline.</w:t>
+      </w:r>
+    </w:p>
+    <w:tbl>
+      <w:tblPr>
+        <w:tblStyle w:val="TableGrid"/>
+        <w:tblW w:type="auto" w:w="0"/>
+        <w:tblLook w:firstColumn="1" w:firstRow="1" w:lastColumn="0" w:lastRow="0" w:noHBand="0" w:noVBand="1" w:val="04A0"/>
+      </w:tblPr>
+      <w:tblGrid>
+        <w:gridCol w:w="4844"/>
+        <w:gridCol w:w="4844"/>
+      </w:tblGrid>
+      <w:tr>
+        <w:tc>
+          <w:tcPr>
+            <w:tcW w:type="dxa" w:w="2835"/>
+            <w:shd w:val="clear" w:color="auto" w:fill="1F3864"/>
+            <w:tcBorders>
+              <w:top w:val="single" w:sz="4" w:space="0" w:color="AAAAAA"/>
+              <w:left w:val="single" w:sz="4" w:space="0" w:color="AAAAAA"/>
+              <w:bottom w:val="single" w:sz="4" w:space="0" w:color="AAAAAA"/>
+              <w:right w:val="single" w:sz="4" w:space="0" w:color="AAAAAA"/>
+              <w:insideH w:val="single" w:sz="4" w:space="0" w:color="AAAAAA"/>
+              <w:insideV w:val="single" w:sz="4" w:space="0" w:color="AAAAAA"/>
+            </w:tcBorders>
+          </w:tcPr>
+          <w:p>
+            <w:pPr>
+              <w:jc w:val="center"/>
+            </w:pPr>
+            <w:r>
+              <w:rPr>
+                <w:b/>
+                <w:color w:val="FFFFFF"/>
+                <w:sz w:val="18"/>
+              </w:rPr>
+              <w:t>Fichier</w:t>
+            </w:r>
+          </w:p>
+        </w:tc>
+        <w:tc>
+          <w:tcPr>
+            <w:tcW w:type="dxa" w:w="7087"/>
+            <w:shd w:val="clear" w:color="auto" w:fill="1F3864"/>
+            <w:tcBorders>
+              <w:top w:val="single" w:sz="4" w:space="0" w:color="AAAAAA"/>
+              <w:left w:val="single" w:sz="4" w:space="0" w:color="AAAAAA"/>
+              <w:bottom w:val="single" w:sz="4" w:space="0" w:color="AAAAAA"/>
+              <w:right w:val="single" w:sz="4" w:space="0" w:color="AAAAAA"/>
+              <w:insideH w:val="single" w:sz="4" w:space="0" w:color="AAAAAA"/>
+              <w:insideV w:val="single" w:sz="4" w:space="0" w:color="AAAAAA"/>
+            </w:tcBorders>
+          </w:tcPr>
+          <w:p>
+            <w:pPr>
+              <w:jc w:val="center"/>
+            </w:pPr>
+            <w:r>
+              <w:rPr>
+                <w:b/>
+                <w:color w:val="FFFFFF"/>
+                <w:sz w:val="18"/>
+              </w:rPr>
+              <w:t>Effet</w:t>
+            </w:r>
+          </w:p>
+        </w:tc>
+      </w:tr>
+      <w:tr>
+        <w:tc>
+          <w:tcPr>
+            <w:tcW w:type="dxa" w:w="4844"/>
+            <w:tcBorders>
+              <w:top w:val="single" w:sz="4" w:space="0" w:color="AAAAAA"/>
+              <w:left w:val="single" w:sz="4" w:space="0" w:color="AAAAAA"/>
+              <w:bottom w:val="single" w:sz="4" w:space="0" w:color="AAAAAA"/>
+              <w:right w:val="single" w:sz="4" w:space="0" w:color="AAAAAA"/>
+              <w:insideH w:val="single" w:sz="4" w:space="0" w:color="AAAAAA"/>
+              <w:insideV w:val="single" w:sz="4" w:space="0" w:color="AAAAAA"/>
+            </w:tcBorders>
+          </w:tcPr>
+          <w:p>
+            <w:r>
+              <w:rPr>
+                <w:b/>
+                <w:sz w:val="18"/>
+              </w:rPr>
+              <w:t>.transitignore</w:t>
+            </w:r>
+          </w:p>
+        </w:tc>
+        <w:tc>
+          <w:tcPr>
+            <w:tcW w:type="dxa" w:w="4844"/>
+            <w:tcBorders>
+              <w:top w:val="single" w:sz="4" w:space="0" w:color="AAAAAA"/>
+              <w:left w:val="single" w:sz="4" w:space="0" w:color="AAAAAA"/>
+              <w:bottom w:val="single" w:sz="4" w:space="0" w:color="AAAAAA"/>
+              <w:right w:val="single" w:sz="4" w:space="0" w:color="AAAAAA"/>
+              <w:insideH w:val="single" w:sz="4" w:space="0" w:color="AAAAAA"/>
+              <w:insideV w:val="single" w:sz="4" w:space="0" w:color="AAAAAA"/>
+            </w:tcBorders>
+          </w:tcPr>
+          <w:p>
+            <w:r>
+              <w:rPr>
+                <w:sz w:val="18"/>
+              </w:rPr>
+              <w:t>Motifs de type gitignore. Les fichiers correspondants sont exclus de toutes les couches.</w:t>
+            </w:r>
+          </w:p>
+        </w:tc>
+      </w:tr>
+      <w:tr>
+        <w:tc>
+          <w:tcPr>
+            <w:tcW w:type="dxa" w:w="4844"/>
+            <w:tcBorders>
+              <w:top w:val="single" w:sz="4" w:space="0" w:color="AAAAAA"/>
+              <w:left w:val="single" w:sz="4" w:space="0" w:color="AAAAAA"/>
+              <w:bottom w:val="single" w:sz="4" w:space="0" w:color="AAAAAA"/>
+              <w:right w:val="single" w:sz="4" w:space="0" w:color="AAAAAA"/>
+              <w:insideH w:val="single" w:sz="4" w:space="0" w:color="AAAAAA"/>
+              <w:insideV w:val="single" w:sz="4" w:space="0" w:color="AAAAAA"/>
+            </w:tcBorders>
+          </w:tcPr>
+          <w:p>
+            <w:r>
+              <w:rPr>
+                <w:b/>
+                <w:sz w:val="18"/>
+              </w:rPr>
+              <w:t>.transit-allow.json</w:t>
+            </w:r>
+          </w:p>
+        </w:tc>
+        <w:tc>
+          <w:tcPr>
+            <w:tcW w:type="dxa" w:w="4844"/>
+            <w:tcBorders>
+              <w:top w:val="single" w:sz="4" w:space="0" w:color="AAAAAA"/>
+              <w:left w:val="single" w:sz="4" w:space="0" w:color="AAAAAA"/>
+              <w:bottom w:val="single" w:sz="4" w:space="0" w:color="AAAAAA"/>
+              <w:right w:val="single" w:sz="4" w:space="0" w:color="AAAAAA"/>
+              <w:insideH w:val="single" w:sz="4" w:space="0" w:color="AAAAAA"/>
+              <w:insideV w:val="single" w:sz="4" w:space="0" w:color="AAAAAA"/>
+            </w:tcBorders>
+          </w:tcPr>
+          <w:p>
+            <w:r>
+              <w:rPr>
+                <w:sz w:val="18"/>
+              </w:rPr>
+              <w:t>Tableau JSON d'entrées {rule, path, reason}. Un FAIL correspondant est rétrogradé en WARN et la raison est consignée dans le rapport.</w:t>
+            </w:r>
+          </w:p>
+        </w:tc>
+      </w:tr>
+    </w:tbl>
+    <w:p/>
+    <w:p>
+      <w:pPr>
+        <w:spacing w:before="80" w:after="80"/>
+        <w:ind w:left="567"/>
+      </w:pPr>
+      <w:r>
+        <w:rPr>
+          <w:rFonts w:ascii="Courier New" w:hAnsi="Courier New"/>
+          <w:color w:val="000080"/>
+          <w:sz w:val="16"/>
+        </w:rPr>
+        <w:t>[</w:t>
+        <w:br/>
+        <w:t xml:space="preserve">  {</w:t>
+        <w:br/>
+        <w:t xml:space="preserve">    "rule": "CWE-798",</w:t>
+        <w:br/>
+        <w:t xml:space="preserve">    "path": "tests/fixtures/dummy_key.py",</w:t>
+        <w:br/>
+        <w:t xml:space="preserve">    "reason": "Fixture de test, pas un vrai identifiant"</w:t>
+        <w:br/>
+        <w:t xml:space="preserve">  }</w:t>
+        <w:br/>
+        <w:t>]</w:t>
+      </w:r>
+    </w:p>
+    <w:p>
+      <w:r>
+        <w:rPr>
+          <w:b w:val="0"/>
+          <w:i/>
+          <w:sz w:val="20"/>
+        </w:rPr>
+        <w:t>Chaque entrée de la liste d'exceptions porte une raison. Une exception enregistrée sans justification est indiscernable d'un oubli six mois plus tard.</w:t>
+      </w:r>
+    </w:p>
+    <w:p>
+      <w:pPr>
+        <w:pStyle w:val="Heading2"/>
+      </w:pPr>
+      <w:r>
+        <w:rPr>
+          <w:color w:val="2E75B6"/>
+        </w:rPr>
+        <w:t>10.3 Dépôts privés</w:t>
+      </w:r>
+    </w:p>
+    <w:p>
+      <w:r>
+        <w:rPr>
+          <w:b w:val="0"/>
+          <w:i w:val="0"/>
+          <w:sz w:val="20"/>
+        </w:rPr>
+        <w:t>Définir GITHUB_TOKEN pour cloner un dépôt privé. Le jeton est transmis à git via GIT_ASKPASS et n'apparaît jamais dans l'URL de clonage : il n'est donc écrit ni dans .git/config, ni dans le reflog, ni dans la ligne de commande du processus où n'importe quel utilisateur de la machine pourrait le lire avec ps.</w:t>
+      </w:r>
+    </w:p>
+    <w:p>
+      <w:pPr>
+        <w:spacing w:before="80" w:after="80"/>
+        <w:ind w:left="567"/>
+      </w:pPr>
+      <w:r>
+        <w:rPr>
+          <w:rFonts w:ascii="Courier New" w:hAnsi="Courier New"/>
+          <w:color w:val="000080"/>
+          <w:sz w:val="16"/>
+        </w:rPr>
+        <w:t>GITHUB_TOKEN=ghp_... ./ai_transit.sh https://github.com/org/depot-prive</w:t>
+      </w:r>
+    </w:p>
+    <w:p>
+      <w:r>
+        <w:rPr>
+          <w:b w:val="0"/>
+          <w:i/>
+          <w:sz w:val="20"/>
+        </w:rPr>
+        <w:t>À noter : un jeton transmis à un conteneur reste visible via docker inspect pour quiconque a accès au démon Docker. Sur une machine partagée, préférer l'exécution native du pipeline pour les dépôts privés.</w:t>
+      </w:r>
+    </w:p>
+    <w:p>
+      <w:r>
+        <w:br w:type="page"/>
+      </w:r>
+    </w:p>
+    <w:p>
+      <w:pPr>
+        <w:pStyle w:val="Heading1"/>
+      </w:pPr>
+      <w:r>
+        <w:rPr>
+          <w:color w:val="1F3864"/>
+        </w:rPr>
+        <w:t>11. Assurance qualité</w:t>
+      </w:r>
+    </w:p>
+    <w:p>
+      <w:pPr>
+        <w:pStyle w:val="Heading2"/>
+      </w:pPr>
+      <w:r>
+        <w:rPr>
+          <w:color w:val="2E75B6"/>
+        </w:rPr>
+        <w:t>11.1 Suite de tests</w:t>
+      </w:r>
+    </w:p>
+    <w:p>
+      <w:r>
+        <w:rPr>
+          <w:b w:val="0"/>
+          <w:i w:val="0"/>
+          <w:sz w:val="20"/>
+        </w:rPr>
+        <w:t>Le pipeline est livré avec une suite de tests qui vérifie son propre comportement : que les règles se déclenchent sur du code dangereux, qu'elles ne se déclenchent pas sur du code sûr, que les options se comportent comme documenté, et que les rapports et l'archive sont bien formés.</w:t>
+      </w:r>
+    </w:p>
+    <w:p>
+      <w:pPr>
+        <w:spacing w:before="80" w:after="80"/>
+        <w:ind w:left="567"/>
+      </w:pPr>
+      <w:r>
+        <w:rPr>
+          <w:rFonts w:ascii="Courier New" w:hAnsi="Courier New"/>
+          <w:color w:val="000080"/>
+          <w:sz w:val="16"/>
+        </w:rPr>
+        <w:t>./tests/run_tests.sh          # tout</w:t>
+        <w:br/>
+        <w:t>./tests/run_tests.sh -v       # détail des échecs</w:t>
+        <w:br/>
+        <w:t>./tests/run_tests.sh rules    # uniquement les groupes correspondants</w:t>
+      </w:r>
+    </w:p>
+    <w:p>
+      <w:r>
+        <w:rPr>
+          <w:b w:val="0"/>
+          <w:i w:val="0"/>
+          <w:sz w:val="20"/>
+        </w:rPr>
+        <w:t>La suite ne nécessite aucun outil de scan. Sans aucun outil installé, le pipeline bascule sur ses règles de motifs intégrées et toutes les assertions restent valides, ce qui correspond exactement à la façon dont l'intégration continue l'exécute.</w:t>
+      </w:r>
+    </w:p>
+    <w:tbl>
+      <w:tblPr>
+        <w:tblStyle w:val="TableGrid"/>
+        <w:tblW w:type="auto" w:w="0"/>
+        <w:tblLook w:firstColumn="1" w:firstRow="1" w:lastColumn="0" w:lastRow="0" w:noHBand="0" w:noVBand="1" w:val="04A0"/>
+      </w:tblPr>
+      <w:tblGrid>
+        <w:gridCol w:w="4844"/>
+        <w:gridCol w:w="4844"/>
+      </w:tblGrid>
+      <w:tr>
+        <w:tc>
+          <w:tcPr>
+            <w:tcW w:type="dxa" w:w="2268"/>
+            <w:shd w:val="clear" w:color="auto" w:fill="1F3864"/>
+            <w:tcBorders>
+              <w:top w:val="single" w:sz="4" w:space="0" w:color="AAAAAA"/>
+              <w:left w:val="single" w:sz="4" w:space="0" w:color="AAAAAA"/>
+              <w:bottom w:val="single" w:sz="4" w:space="0" w:color="AAAAAA"/>
+              <w:right w:val="single" w:sz="4" w:space="0" w:color="AAAAAA"/>
+              <w:insideH w:val="single" w:sz="4" w:space="0" w:color="AAAAAA"/>
+              <w:insideV w:val="single" w:sz="4" w:space="0" w:color="AAAAAA"/>
+            </w:tcBorders>
+          </w:tcPr>
+          <w:p>
+            <w:pPr>
+              <w:jc w:val="center"/>
+            </w:pPr>
+            <w:r>
+              <w:rPr>
+                <w:b/>
+                <w:color w:val="FFFFFF"/>
+                <w:sz w:val="18"/>
+              </w:rPr>
+              <w:t>Couche</w:t>
+            </w:r>
+          </w:p>
+        </w:tc>
+        <w:tc>
+          <w:tcPr>
+            <w:tcW w:type="dxa" w:w="7654"/>
+            <w:shd w:val="clear" w:color="auto" w:fill="1F3864"/>
+            <w:tcBorders>
+              <w:top w:val="single" w:sz="4" w:space="0" w:color="AAAAAA"/>
+              <w:left w:val="single" w:sz="4" w:space="0" w:color="AAAAAA"/>
+              <w:bottom w:val="single" w:sz="4" w:space="0" w:color="AAAAAA"/>
+              <w:right w:val="single" w:sz="4" w:space="0" w:color="AAAAAA"/>
+              <w:insideH w:val="single" w:sz="4" w:space="0" w:color="AAAAAA"/>
+              <w:insideV w:val="single" w:sz="4" w:space="0" w:color="AAAAAA"/>
+            </w:tcBorders>
+          </w:tcPr>
+          <w:p>
+            <w:pPr>
+              <w:jc w:val="center"/>
+            </w:pPr>
+            <w:r>
+              <w:rPr>
+                <w:b/>
+                <w:color w:val="FFFFFF"/>
+                <w:sz w:val="18"/>
+              </w:rPr>
+              <w:t>Couverture</w:t>
+            </w:r>
+          </w:p>
+        </w:tc>
+      </w:tr>
+      <w:tr>
+        <w:tc>
+          <w:tcPr>
+            <w:tcW w:type="dxa" w:w="4844"/>
+            <w:tcBorders>
+              <w:top w:val="single" w:sz="4" w:space="0" w:color="AAAAAA"/>
+              <w:left w:val="single" w:sz="4" w:space="0" w:color="AAAAAA"/>
+              <w:bottom w:val="single" w:sz="4" w:space="0" w:color="AAAAAA"/>
+              <w:right w:val="single" w:sz="4" w:space="0" w:color="AAAAAA"/>
+              <w:insideH w:val="single" w:sz="4" w:space="0" w:color="AAAAAA"/>
+              <w:insideV w:val="single" w:sz="4" w:space="0" w:color="AAAAAA"/>
+            </w:tcBorders>
+          </w:tcPr>
+          <w:p>
+            <w:r>
+              <w:rPr>
+                <w:b/>
+                <w:sz w:val="18"/>
+              </w:rPr>
+              <w:t>A - corpus de règles</w:t>
+            </w:r>
+          </w:p>
+        </w:tc>
+        <w:tc>
+          <w:tcPr>
+            <w:tcW w:type="dxa" w:w="4844"/>
+            <w:tcBorders>
+              <w:top w:val="single" w:sz="4" w:space="0" w:color="AAAAAA"/>
+              <w:left w:val="single" w:sz="4" w:space="0" w:color="AAAAAA"/>
+              <w:bottom w:val="single" w:sz="4" w:space="0" w:color="AAAAAA"/>
+              <w:right w:val="single" w:sz="4" w:space="0" w:color="AAAAAA"/>
+              <w:insideH w:val="single" w:sz="4" w:space="0" w:color="AAAAAA"/>
+              <w:insideV w:val="single" w:sz="4" w:space="0" w:color="AAAAAA"/>
+            </w:tcBorders>
+          </w:tcPr>
+          <w:p>
+            <w:r>
+              <w:rPr>
+                <w:sz w:val="18"/>
+              </w:rPr>
+              <w:t>Exactitude de détection : chaque finding doit être attribué au bon fichier, plus des garde-fous contre les faux positifs</w:t>
+            </w:r>
+          </w:p>
+        </w:tc>
+      </w:tr>
+      <w:tr>
+        <w:tc>
+          <w:tcPr>
+            <w:tcW w:type="dxa" w:w="4844"/>
+            <w:tcBorders>
+              <w:top w:val="single" w:sz="4" w:space="0" w:color="AAAAAA"/>
+              <w:left w:val="single" w:sz="4" w:space="0" w:color="AAAAAA"/>
+              <w:bottom w:val="single" w:sz="4" w:space="0" w:color="AAAAAA"/>
+              <w:right w:val="single" w:sz="4" w:space="0" w:color="AAAAAA"/>
+              <w:insideH w:val="single" w:sz="4" w:space="0" w:color="AAAAAA"/>
+              <w:insideV w:val="single" w:sz="4" w:space="0" w:color="AAAAAA"/>
+            </w:tcBorders>
+          </w:tcPr>
+          <w:p>
+            <w:r>
+              <w:rPr>
+                <w:b/>
+                <w:sz w:val="18"/>
+              </w:rPr>
+              <w:t>B - bout en bout</w:t>
+            </w:r>
+          </w:p>
+        </w:tc>
+        <w:tc>
+          <w:tcPr>
+            <w:tcW w:type="dxa" w:w="4844"/>
+            <w:tcBorders>
+              <w:top w:val="single" w:sz="4" w:space="0" w:color="AAAAAA"/>
+              <w:left w:val="single" w:sz="4" w:space="0" w:color="AAAAAA"/>
+              <w:bottom w:val="single" w:sz="4" w:space="0" w:color="AAAAAA"/>
+              <w:right w:val="single" w:sz="4" w:space="0" w:color="AAAAAA"/>
+              <w:insideH w:val="single" w:sz="4" w:space="0" w:color="AAAAAA"/>
+              <w:insideV w:val="single" w:sz="4" w:space="0" w:color="AAAAAA"/>
+            </w:tcBorders>
+          </w:tcPr>
+          <w:p>
+            <w:r>
+              <w:rPr>
+                <w:sz w:val="18"/>
+              </w:rPr>
+              <w:t>Un dépôt sain passe ; un dépôt vulnérable est bloqué</w:t>
+            </w:r>
+          </w:p>
+        </w:tc>
+      </w:tr>
+      <w:tr>
+        <w:tc>
+          <w:tcPr>
+            <w:tcW w:type="dxa" w:w="4844"/>
+            <w:tcBorders>
+              <w:top w:val="single" w:sz="4" w:space="0" w:color="AAAAAA"/>
+              <w:left w:val="single" w:sz="4" w:space="0" w:color="AAAAAA"/>
+              <w:bottom w:val="single" w:sz="4" w:space="0" w:color="AAAAAA"/>
+              <w:right w:val="single" w:sz="4" w:space="0" w:color="AAAAAA"/>
+              <w:insideH w:val="single" w:sz="4" w:space="0" w:color="AAAAAA"/>
+              <w:insideV w:val="single" w:sz="4" w:space="0" w:color="AAAAAA"/>
+            </w:tcBorders>
+          </w:tcPr>
+          <w:p>
+            <w:r>
+              <w:rPr>
+                <w:b/>
+                <w:sz w:val="18"/>
+              </w:rPr>
+              <w:t>C - options</w:t>
+            </w:r>
+          </w:p>
+        </w:tc>
+        <w:tc>
+          <w:tcPr>
+            <w:tcW w:type="dxa" w:w="4844"/>
+            <w:tcBorders>
+              <w:top w:val="single" w:sz="4" w:space="0" w:color="AAAAAA"/>
+              <w:left w:val="single" w:sz="4" w:space="0" w:color="AAAAAA"/>
+              <w:bottom w:val="single" w:sz="4" w:space="0" w:color="AAAAAA"/>
+              <w:right w:val="single" w:sz="4" w:space="0" w:color="AAAAAA"/>
+              <w:insideH w:val="single" w:sz="4" w:space="0" w:color="AAAAAA"/>
+              <w:insideV w:val="single" w:sz="4" w:space="0" w:color="AAAAAA"/>
+            </w:tcBorders>
+          </w:tcPr>
+          <w:p>
+            <w:r>
+              <w:rPr>
+                <w:sz w:val="18"/>
+              </w:rPr>
+              <w:t>--report-only, --min-severity, contrôle des arguments, liste d'exceptions, .transitignore, --no-zip et --no-excel</w:t>
+            </w:r>
+          </w:p>
+        </w:tc>
+      </w:tr>
+      <w:tr>
+        <w:tc>
+          <w:tcPr>
+            <w:tcW w:type="dxa" w:w="4844"/>
+            <w:tcBorders>
+              <w:top w:val="single" w:sz="4" w:space="0" w:color="AAAAAA"/>
+              <w:left w:val="single" w:sz="4" w:space="0" w:color="AAAAAA"/>
+              <w:bottom w:val="single" w:sz="4" w:space="0" w:color="AAAAAA"/>
+              <w:right w:val="single" w:sz="4" w:space="0" w:color="AAAAAA"/>
+              <w:insideH w:val="single" w:sz="4" w:space="0" w:color="AAAAAA"/>
+              <w:insideV w:val="single" w:sz="4" w:space="0" w:color="AAAAAA"/>
+            </w:tcBorders>
+          </w:tcPr>
+          <w:p>
+            <w:r>
+              <w:rPr>
+                <w:b/>
+                <w:sz w:val="18"/>
+              </w:rPr>
+              <w:t>D - artefacts</w:t>
+            </w:r>
+          </w:p>
+        </w:tc>
+        <w:tc>
+          <w:tcPr>
+            <w:tcW w:type="dxa" w:w="4844"/>
+            <w:tcBorders>
+              <w:top w:val="single" w:sz="4" w:space="0" w:color="AAAAAA"/>
+              <w:left w:val="single" w:sz="4" w:space="0" w:color="AAAAAA"/>
+              <w:bottom w:val="single" w:sz="4" w:space="0" w:color="AAAAAA"/>
+              <w:right w:val="single" w:sz="4" w:space="0" w:color="AAAAAA"/>
+              <w:insideH w:val="single" w:sz="4" w:space="0" w:color="AAAAAA"/>
+              <w:insideV w:val="single" w:sz="4" w:space="0" w:color="AAAAAA"/>
+            </w:tcBorders>
+          </w:tcPr>
+          <w:p>
+            <w:r>
+              <w:rPr>
+                <w:sz w:val="18"/>
+              </w:rPr>
+              <w:t>Validité du JSON et champ verdict, rapport HTML, chemins de l'archive, onglet Findings, sortie propre en redirection</w:t>
+            </w:r>
+          </w:p>
+        </w:tc>
+      </w:tr>
+      <w:tr>
+        <w:tc>
+          <w:tcPr>
+            <w:tcW w:type="dxa" w:w="4844"/>
+            <w:tcBorders>
+              <w:top w:val="single" w:sz="4" w:space="0" w:color="AAAAAA"/>
+              <w:left w:val="single" w:sz="4" w:space="0" w:color="AAAAAA"/>
+              <w:bottom w:val="single" w:sz="4" w:space="0" w:color="AAAAAA"/>
+              <w:right w:val="single" w:sz="4" w:space="0" w:color="AAAAAA"/>
+              <w:insideH w:val="single" w:sz="4" w:space="0" w:color="AAAAAA"/>
+              <w:insideV w:val="single" w:sz="4" w:space="0" w:color="AAAAAA"/>
+            </w:tcBorders>
+          </w:tcPr>
+          <w:p>
+            <w:r>
+              <w:rPr>
+                <w:b/>
+                <w:sz w:val="18"/>
+              </w:rPr>
+              <w:t>E - mode différentiel</w:t>
+            </w:r>
+          </w:p>
+        </w:tc>
+        <w:tc>
+          <w:tcPr>
+            <w:tcW w:type="dxa" w:w="4844"/>
+            <w:tcBorders>
+              <w:top w:val="single" w:sz="4" w:space="0" w:color="AAAAAA"/>
+              <w:left w:val="single" w:sz="4" w:space="0" w:color="AAAAAA"/>
+              <w:bottom w:val="single" w:sz="4" w:space="0" w:color="AAAAAA"/>
+              <w:right w:val="single" w:sz="4" w:space="0" w:color="AAAAAA"/>
+              <w:insideH w:val="single" w:sz="4" w:space="0" w:color="AAAAAA"/>
+              <w:insideV w:val="single" w:sz="4" w:space="0" w:color="AAAAAA"/>
+            </w:tcBorders>
+          </w:tcPr>
+          <w:p>
+            <w:r>
+              <w:rPr>
+                <w:sz w:val="18"/>
+              </w:rPr>
+              <w:t>--since ne scanne que les fichiers modifiés</w:t>
+            </w:r>
+          </w:p>
+        </w:tc>
+      </w:tr>
+      <w:tr>
+        <w:tc>
+          <w:tcPr>
+            <w:tcW w:type="dxa" w:w="4844"/>
+            <w:tcBorders>
+              <w:top w:val="single" w:sz="4" w:space="0" w:color="AAAAAA"/>
+              <w:left w:val="single" w:sz="4" w:space="0" w:color="AAAAAA"/>
+              <w:bottom w:val="single" w:sz="4" w:space="0" w:color="AAAAAA"/>
+              <w:right w:val="single" w:sz="4" w:space="0" w:color="AAAAAA"/>
+              <w:insideH w:val="single" w:sz="4" w:space="0" w:color="AAAAAA"/>
+              <w:insideV w:val="single" w:sz="4" w:space="0" w:color="AAAAAA"/>
+            </w:tcBorders>
+          </w:tcPr>
+          <w:p>
+            <w:r>
+              <w:rPr>
+                <w:b/>
+                <w:sz w:val="18"/>
+              </w:rPr>
+              <w:t>F - statique</w:t>
+            </w:r>
+          </w:p>
+        </w:tc>
+        <w:tc>
+          <w:tcPr>
+            <w:tcW w:type="dxa" w:w="4844"/>
+            <w:tcBorders>
+              <w:top w:val="single" w:sz="4" w:space="0" w:color="AAAAAA"/>
+              <w:left w:val="single" w:sz="4" w:space="0" w:color="AAAAAA"/>
+              <w:bottom w:val="single" w:sz="4" w:space="0" w:color="AAAAAA"/>
+              <w:right w:val="single" w:sz="4" w:space="0" w:color="AAAAAA"/>
+              <w:insideH w:val="single" w:sz="4" w:space="0" w:color="AAAAAA"/>
+              <w:insideV w:val="single" w:sz="4" w:space="0" w:color="AAAAAA"/>
+            </w:tcBorders>
+          </w:tcPr>
+          <w:p>
+            <w:r>
+              <w:rPr>
+                <w:sz w:val="18"/>
+              </w:rPr>
+              <w:t>Contrôles syntaxiques, shellcheck, et règles de lint pour deux classes de défauts déjà survenues</w:t>
+            </w:r>
+          </w:p>
+        </w:tc>
+      </w:tr>
+    </w:tbl>
+    <w:p/>
+    <w:p>
+      <w:r>
+        <w:rPr>
+          <w:b w:val="0"/>
+          <w:i w:val="0"/>
+          <w:sz w:val="20"/>
+        </w:rPr>
+        <w:t>Chaque assertion est validée par mutation : le défaut contre lequel elle protège est délibérément réintroduit et l'on vérifie que le test échoue. Ce n'est pas une formalité. Pendant le développement, deux tests passaient alors que le code était notoirement défectueux, parce que les tests eux-mêmes étaient faux. Une suite qu'on n'a jamais vue échouer n'apporte aucune preuve.</w:t>
+      </w:r>
+    </w:p>
+    <w:p>
+      <w:pPr>
+        <w:pStyle w:val="Heading2"/>
+      </w:pPr>
+      <w:r>
+        <w:rPr>
+          <w:color w:val="2E75B6"/>
+        </w:rPr>
+        <w:t>11.2 Intégration continue</w:t>
+      </w:r>
+    </w:p>
+    <w:tbl>
+      <w:tblPr>
+        <w:tblStyle w:val="TableGrid"/>
+        <w:tblW w:type="auto" w:w="0"/>
+        <w:tblLook w:firstColumn="1" w:firstRow="1" w:lastColumn="0" w:lastRow="0" w:noHBand="0" w:noVBand="1" w:val="04A0"/>
+      </w:tblPr>
+      <w:tblGrid>
+        <w:gridCol w:w="3230"/>
+        <w:gridCol w:w="3230"/>
+        <w:gridCol w:w="3230"/>
+      </w:tblGrid>
+      <w:tr>
+        <w:tc>
+          <w:tcPr>
+            <w:tcW w:type="dxa" w:w="2268"/>
+            <w:shd w:val="clear" w:color="auto" w:fill="1F3864"/>
+            <w:tcBorders>
+              <w:top w:val="single" w:sz="4" w:space="0" w:color="AAAAAA"/>
+              <w:left w:val="single" w:sz="4" w:space="0" w:color="AAAAAA"/>
+              <w:bottom w:val="single" w:sz="4" w:space="0" w:color="AAAAAA"/>
+              <w:right w:val="single" w:sz="4" w:space="0" w:color="AAAAAA"/>
+              <w:insideH w:val="single" w:sz="4" w:space="0" w:color="AAAAAA"/>
+              <w:insideV w:val="single" w:sz="4" w:space="0" w:color="AAAAAA"/>
+            </w:tcBorders>
+          </w:tcPr>
+          <w:p>
+            <w:pPr>
+              <w:jc w:val="center"/>
+            </w:pPr>
+            <w:r>
+              <w:rPr>
+                <w:b/>
+                <w:color w:val="FFFFFF"/>
+                <w:sz w:val="18"/>
+              </w:rPr>
+              <w:t>Job</w:t>
+            </w:r>
+          </w:p>
+        </w:tc>
+        <w:tc>
+          <w:tcPr>
+            <w:tcW w:type="dxa" w:w="5953"/>
+            <w:shd w:val="clear" w:color="auto" w:fill="1F3864"/>
+            <w:tcBorders>
+              <w:top w:val="single" w:sz="4" w:space="0" w:color="AAAAAA"/>
+              <w:left w:val="single" w:sz="4" w:space="0" w:color="AAAAAA"/>
+              <w:bottom w:val="single" w:sz="4" w:space="0" w:color="AAAAAA"/>
+              <w:right w:val="single" w:sz="4" w:space="0" w:color="AAAAAA"/>
+              <w:insideH w:val="single" w:sz="4" w:space="0" w:color="AAAAAA"/>
+              <w:insideV w:val="single" w:sz="4" w:space="0" w:color="AAAAAA"/>
+            </w:tcBorders>
+          </w:tcPr>
+          <w:p>
+            <w:pPr>
+              <w:jc w:val="center"/>
+            </w:pPr>
+            <w:r>
+              <w:rPr>
+                <w:b/>
+                <w:color w:val="FFFFFF"/>
+                <w:sz w:val="18"/>
+              </w:rPr>
+              <w:t>Objet</w:t>
+            </w:r>
+          </w:p>
+        </w:tc>
+        <w:tc>
+          <w:tcPr>
+            <w:tcW w:type="dxa" w:w="1701"/>
+            <w:shd w:val="clear" w:color="auto" w:fill="1F3864"/>
+            <w:tcBorders>
+              <w:top w:val="single" w:sz="4" w:space="0" w:color="AAAAAA"/>
+              <w:left w:val="single" w:sz="4" w:space="0" w:color="AAAAAA"/>
+              <w:bottom w:val="single" w:sz="4" w:space="0" w:color="AAAAAA"/>
+              <w:right w:val="single" w:sz="4" w:space="0" w:color="AAAAAA"/>
+              <w:insideH w:val="single" w:sz="4" w:space="0" w:color="AAAAAA"/>
+              <w:insideV w:val="single" w:sz="4" w:space="0" w:color="AAAAAA"/>
+            </w:tcBorders>
+          </w:tcPr>
+          <w:p>
+            <w:pPr>
+              <w:jc w:val="center"/>
+            </w:pPr>
+            <w:r>
+              <w:rPr>
+                <w:b/>
+                <w:color w:val="FFFFFF"/>
+                <w:sz w:val="18"/>
+              </w:rPr>
+              <w:t>Bloquant</w:t>
+            </w:r>
+          </w:p>
+        </w:tc>
+      </w:tr>
+      <w:tr>
+        <w:tc>
+          <w:tcPr>
+            <w:tcW w:type="dxa" w:w="3230"/>
+            <w:tcBorders>
+              <w:top w:val="single" w:sz="4" w:space="0" w:color="AAAAAA"/>
+              <w:left w:val="single" w:sz="4" w:space="0" w:color="AAAAAA"/>
+              <w:bottom w:val="single" w:sz="4" w:space="0" w:color="AAAAAA"/>
+              <w:right w:val="single" w:sz="4" w:space="0" w:color="AAAAAA"/>
+              <w:insideH w:val="single" w:sz="4" w:space="0" w:color="AAAAAA"/>
+              <w:insideV w:val="single" w:sz="4" w:space="0" w:color="AAAAAA"/>
+            </w:tcBorders>
+          </w:tcPr>
+          <w:p>
+            <w:r>
+              <w:rPr>
+                <w:b/>
+                <w:sz w:val="18"/>
+              </w:rPr>
+              <w:t>lint</w:t>
+            </w:r>
+          </w:p>
+        </w:tc>
+        <w:tc>
+          <w:tcPr>
+            <w:tcW w:type="dxa" w:w="3230"/>
+            <w:tcBorders>
+              <w:top w:val="single" w:sz="4" w:space="0" w:color="AAAAAA"/>
+              <w:left w:val="single" w:sz="4" w:space="0" w:color="AAAAAA"/>
+              <w:bottom w:val="single" w:sz="4" w:space="0" w:color="AAAAAA"/>
+              <w:right w:val="single" w:sz="4" w:space="0" w:color="AAAAAA"/>
+              <w:insideH w:val="single" w:sz="4" w:space="0" w:color="AAAAAA"/>
+              <w:insideV w:val="single" w:sz="4" w:space="0" w:color="AAAAAA"/>
+            </w:tcBorders>
+          </w:tcPr>
+          <w:p>
+            <w:r>
+              <w:rPr>
+                <w:sz w:val="18"/>
+              </w:rPr>
+              <w:t>shellcheck (erreurs fatales) et syntaxe Python</w:t>
+            </w:r>
+          </w:p>
+        </w:tc>
+        <w:tc>
+          <w:tcPr>
+            <w:tcW w:type="dxa" w:w="3230"/>
+            <w:tcBorders>
+              <w:top w:val="single" w:sz="4" w:space="0" w:color="AAAAAA"/>
+              <w:left w:val="single" w:sz="4" w:space="0" w:color="AAAAAA"/>
+              <w:bottom w:val="single" w:sz="4" w:space="0" w:color="AAAAAA"/>
+              <w:right w:val="single" w:sz="4" w:space="0" w:color="AAAAAA"/>
+              <w:insideH w:val="single" w:sz="4" w:space="0" w:color="AAAAAA"/>
+              <w:insideV w:val="single" w:sz="4" w:space="0" w:color="AAAAAA"/>
+            </w:tcBorders>
+          </w:tcPr>
+          <w:p>
+            <w:r>
+              <w:rPr>
+                <w:sz w:val="18"/>
+              </w:rPr>
+              <w:t>Oui</w:t>
+            </w:r>
+          </w:p>
+        </w:tc>
+      </w:tr>
+      <w:tr>
+        <w:tc>
+          <w:tcPr>
+            <w:tcW w:type="dxa" w:w="3230"/>
+            <w:tcBorders>
+              <w:top w:val="single" w:sz="4" w:space="0" w:color="AAAAAA"/>
+              <w:left w:val="single" w:sz="4" w:space="0" w:color="AAAAAA"/>
+              <w:bottom w:val="single" w:sz="4" w:space="0" w:color="AAAAAA"/>
+              <w:right w:val="single" w:sz="4" w:space="0" w:color="AAAAAA"/>
+              <w:insideH w:val="single" w:sz="4" w:space="0" w:color="AAAAAA"/>
+              <w:insideV w:val="single" w:sz="4" w:space="0" w:color="AAAAAA"/>
+            </w:tcBorders>
+          </w:tcPr>
+          <w:p>
+            <w:r>
+              <w:rPr>
+                <w:b/>
+                <w:sz w:val="18"/>
+              </w:rPr>
+              <w:t>test</w:t>
+            </w:r>
+          </w:p>
+        </w:tc>
+        <w:tc>
+          <w:tcPr>
+            <w:tcW w:type="dxa" w:w="3230"/>
+            <w:tcBorders>
+              <w:top w:val="single" w:sz="4" w:space="0" w:color="AAAAAA"/>
+              <w:left w:val="single" w:sz="4" w:space="0" w:color="AAAAAA"/>
+              <w:bottom w:val="single" w:sz="4" w:space="0" w:color="AAAAAA"/>
+              <w:right w:val="single" w:sz="4" w:space="0" w:color="AAAAAA"/>
+              <w:insideH w:val="single" w:sz="4" w:space="0" w:color="AAAAAA"/>
+              <w:insideV w:val="single" w:sz="4" w:space="0" w:color="AAAAAA"/>
+            </w:tcBorders>
+          </w:tcPr>
+          <w:p>
+            <w:r>
+              <w:rPr>
+                <w:sz w:val="18"/>
+              </w:rPr>
+              <w:t>Suite de tests sans aucun outil de scan</w:t>
+            </w:r>
+          </w:p>
+        </w:tc>
+        <w:tc>
+          <w:tcPr>
+            <w:tcW w:type="dxa" w:w="3230"/>
+            <w:tcBorders>
+              <w:top w:val="single" w:sz="4" w:space="0" w:color="AAAAAA"/>
+              <w:left w:val="single" w:sz="4" w:space="0" w:color="AAAAAA"/>
+              <w:bottom w:val="single" w:sz="4" w:space="0" w:color="AAAAAA"/>
+              <w:right w:val="single" w:sz="4" w:space="0" w:color="AAAAAA"/>
+              <w:insideH w:val="single" w:sz="4" w:space="0" w:color="AAAAAA"/>
+              <w:insideV w:val="single" w:sz="4" w:space="0" w:color="AAAAAA"/>
+            </w:tcBorders>
+          </w:tcPr>
+          <w:p>
+            <w:r>
+              <w:rPr>
+                <w:sz w:val="18"/>
+              </w:rPr>
+              <w:t>Oui</w:t>
+            </w:r>
+          </w:p>
+        </w:tc>
+      </w:tr>
+      <w:tr>
+        <w:tc>
+          <w:tcPr>
+            <w:tcW w:type="dxa" w:w="3230"/>
+            <w:tcBorders>
+              <w:top w:val="single" w:sz="4" w:space="0" w:color="AAAAAA"/>
+              <w:left w:val="single" w:sz="4" w:space="0" w:color="AAAAAA"/>
+              <w:bottom w:val="single" w:sz="4" w:space="0" w:color="AAAAAA"/>
+              <w:right w:val="single" w:sz="4" w:space="0" w:color="AAAAAA"/>
+              <w:insideH w:val="single" w:sz="4" w:space="0" w:color="AAAAAA"/>
+              <w:insideV w:val="single" w:sz="4" w:space="0" w:color="AAAAAA"/>
+            </w:tcBorders>
+          </w:tcPr>
+          <w:p>
+            <w:r>
+              <w:rPr>
+                <w:b/>
+                <w:sz w:val="18"/>
+              </w:rPr>
+              <w:t>test-with-tools</w:t>
+            </w:r>
+          </w:p>
+        </w:tc>
+        <w:tc>
+          <w:tcPr>
+            <w:tcW w:type="dxa" w:w="3230"/>
+            <w:tcBorders>
+              <w:top w:val="single" w:sz="4" w:space="0" w:color="AAAAAA"/>
+              <w:left w:val="single" w:sz="4" w:space="0" w:color="AAAAAA"/>
+              <w:bottom w:val="single" w:sz="4" w:space="0" w:color="AAAAAA"/>
+              <w:right w:val="single" w:sz="4" w:space="0" w:color="AAAAAA"/>
+              <w:insideH w:val="single" w:sz="4" w:space="0" w:color="AAAAAA"/>
+              <w:insideV w:val="single" w:sz="4" w:space="0" w:color="AAAAAA"/>
+            </w:tcBorders>
+          </w:tcPr>
+          <w:p>
+            <w:r>
+              <w:rPr>
+                <w:sz w:val="18"/>
+              </w:rPr>
+              <w:t>Suite rejouée avec les scanners installés</w:t>
+            </w:r>
+          </w:p>
+        </w:tc>
+        <w:tc>
+          <w:tcPr>
+            <w:tcW w:type="dxa" w:w="3230"/>
+            <w:tcBorders>
+              <w:top w:val="single" w:sz="4" w:space="0" w:color="AAAAAA"/>
+              <w:left w:val="single" w:sz="4" w:space="0" w:color="AAAAAA"/>
+              <w:bottom w:val="single" w:sz="4" w:space="0" w:color="AAAAAA"/>
+              <w:right w:val="single" w:sz="4" w:space="0" w:color="AAAAAA"/>
+              <w:insideH w:val="single" w:sz="4" w:space="0" w:color="AAAAAA"/>
+              <w:insideV w:val="single" w:sz="4" w:space="0" w:color="AAAAAA"/>
+            </w:tcBorders>
+          </w:tcPr>
+          <w:p>
+            <w:r>
+              <w:rPr>
+                <w:sz w:val="18"/>
+              </w:rPr>
+              <w:t>Non</w:t>
+            </w:r>
+          </w:p>
+        </w:tc>
+      </w:tr>
+      <w:tr>
+        <w:tc>
+          <w:tcPr>
+            <w:tcW w:type="dxa" w:w="3230"/>
+            <w:tcBorders>
+              <w:top w:val="single" w:sz="4" w:space="0" w:color="AAAAAA"/>
+              <w:left w:val="single" w:sz="4" w:space="0" w:color="AAAAAA"/>
+              <w:bottom w:val="single" w:sz="4" w:space="0" w:color="AAAAAA"/>
+              <w:right w:val="single" w:sz="4" w:space="0" w:color="AAAAAA"/>
+              <w:insideH w:val="single" w:sz="4" w:space="0" w:color="AAAAAA"/>
+              <w:insideV w:val="single" w:sz="4" w:space="0" w:color="AAAAAA"/>
+            </w:tcBorders>
+          </w:tcPr>
+          <w:p>
+            <w:r>
+              <w:rPr>
+                <w:b/>
+                <w:sz w:val="18"/>
+              </w:rPr>
+              <w:t>pins</w:t>
+            </w:r>
+          </w:p>
+        </w:tc>
+        <w:tc>
+          <w:tcPr>
+            <w:tcW w:type="dxa" w:w="3230"/>
+            <w:tcBorders>
+              <w:top w:val="single" w:sz="4" w:space="0" w:color="AAAAAA"/>
+              <w:left w:val="single" w:sz="4" w:space="0" w:color="AAAAAA"/>
+              <w:bottom w:val="single" w:sz="4" w:space="0" w:color="AAAAAA"/>
+              <w:right w:val="single" w:sz="4" w:space="0" w:color="AAAAAA"/>
+              <w:insideH w:val="single" w:sz="4" w:space="0" w:color="AAAAAA"/>
+              <w:insideV w:val="single" w:sz="4" w:space="0" w:color="AAAAAA"/>
+            </w:tcBorders>
+          </w:tcPr>
+          <w:p>
+            <w:r>
+              <w:rPr>
+                <w:sz w:val="18"/>
+              </w:rPr>
+              <w:t>Les versions épinglées existent et correspondent à leur empreinte SHA-256</w:t>
+            </w:r>
+          </w:p>
+        </w:tc>
+        <w:tc>
+          <w:tcPr>
+            <w:tcW w:type="dxa" w:w="3230"/>
+            <w:tcBorders>
+              <w:top w:val="single" w:sz="4" w:space="0" w:color="AAAAAA"/>
+              <w:left w:val="single" w:sz="4" w:space="0" w:color="AAAAAA"/>
+              <w:bottom w:val="single" w:sz="4" w:space="0" w:color="AAAAAA"/>
+              <w:right w:val="single" w:sz="4" w:space="0" w:color="AAAAAA"/>
+              <w:insideH w:val="single" w:sz="4" w:space="0" w:color="AAAAAA"/>
+              <w:insideV w:val="single" w:sz="4" w:space="0" w:color="AAAAAA"/>
+            </w:tcBorders>
+          </w:tcPr>
+          <w:p>
+            <w:r>
+              <w:rPr>
+                <w:sz w:val="18"/>
+              </w:rPr>
+              <w:t>Oui</w:t>
+            </w:r>
+          </w:p>
+        </w:tc>
+      </w:tr>
+      <w:tr>
+        <w:tc>
+          <w:tcPr>
+            <w:tcW w:type="dxa" w:w="3230"/>
+            <w:tcBorders>
+              <w:top w:val="single" w:sz="4" w:space="0" w:color="AAAAAA"/>
+              <w:left w:val="single" w:sz="4" w:space="0" w:color="AAAAAA"/>
+              <w:bottom w:val="single" w:sz="4" w:space="0" w:color="AAAAAA"/>
+              <w:right w:val="single" w:sz="4" w:space="0" w:color="AAAAAA"/>
+              <w:insideH w:val="single" w:sz="4" w:space="0" w:color="AAAAAA"/>
+              <w:insideV w:val="single" w:sz="4" w:space="0" w:color="AAAAAA"/>
+            </w:tcBorders>
+          </w:tcPr>
+          <w:p>
+            <w:r>
+              <w:rPr>
+                <w:b/>
+                <w:sz w:val="18"/>
+              </w:rPr>
+              <w:t>docker</w:t>
+            </w:r>
+          </w:p>
+        </w:tc>
+        <w:tc>
+          <w:tcPr>
+            <w:tcW w:type="dxa" w:w="3230"/>
+            <w:tcBorders>
+              <w:top w:val="single" w:sz="4" w:space="0" w:color="AAAAAA"/>
+              <w:left w:val="single" w:sz="4" w:space="0" w:color="AAAAAA"/>
+              <w:bottom w:val="single" w:sz="4" w:space="0" w:color="AAAAAA"/>
+              <w:right w:val="single" w:sz="4" w:space="0" w:color="AAAAAA"/>
+              <w:insideH w:val="single" w:sz="4" w:space="0" w:color="AAAAAA"/>
+              <w:insideV w:val="single" w:sz="4" w:space="0" w:color="AAAAAA"/>
+            </w:tcBorders>
+          </w:tcPr>
+          <w:p>
+            <w:r>
+              <w:rPr>
+                <w:sz w:val="18"/>
+              </w:rPr>
+              <w:t>L'image se construit, tourne en non-root, passe les tests de fumée</w:t>
+            </w:r>
+          </w:p>
+        </w:tc>
+        <w:tc>
+          <w:tcPr>
+            <w:tcW w:type="dxa" w:w="3230"/>
+            <w:tcBorders>
+              <w:top w:val="single" w:sz="4" w:space="0" w:color="AAAAAA"/>
+              <w:left w:val="single" w:sz="4" w:space="0" w:color="AAAAAA"/>
+              <w:bottom w:val="single" w:sz="4" w:space="0" w:color="AAAAAA"/>
+              <w:right w:val="single" w:sz="4" w:space="0" w:color="AAAAAA"/>
+              <w:insideH w:val="single" w:sz="4" w:space="0" w:color="AAAAAA"/>
+              <w:insideV w:val="single" w:sz="4" w:space="0" w:color="AAAAAA"/>
+            </w:tcBorders>
+          </w:tcPr>
+          <w:p>
+            <w:r>
+              <w:rPr>
+                <w:sz w:val="18"/>
+              </w:rPr>
+              <w:t>Oui</w:t>
+            </w:r>
+          </w:p>
+        </w:tc>
+      </w:tr>
+    </w:tbl>
+    <w:p/>
+    <w:p>
+      <w:r>
+        <w:rPr>
+          <w:b w:val="0"/>
+          <w:i w:val="0"/>
+          <w:sz w:val="20"/>
+        </w:rPr>
+        <w:t>Le job docker est le seul endroit où la construction multi-étapes, les versions épinglées des outils et l'utilisateur non-root sont réellement éprouvés.</w:t>
+      </w:r>
+    </w:p>
+    <w:p>
+      <w:pPr>
+        <w:pStyle w:val="Heading2"/>
+      </w:pPr>
+      <w:r>
+        <w:rPr>
+          <w:color w:val="2E75B6"/>
+        </w:rPr>
+        <w:t>11.3 Intégrité du bundle</w:t>
+      </w:r>
+    </w:p>
+    <w:p>
+      <w:r>
+        <w:rPr>
+          <w:b w:val="0"/>
+          <w:i w:val="0"/>
+          <w:sz w:val="20"/>
+        </w:rPr>
+        <w:t>Le contrôle 11.6 compare chaque fichier du bundle à .bundle_manifest.sha256. Ce manifeste est généré au moment de l'installation et n'est délibérément pas versionné : s'il l'était, il signalerait une altération après chaque modification ordinaire, et un contrôle qui crie au loup est un contrôle que l'on apprend à ignorer.</w:t>
+      </w:r>
+    </w:p>
+    <w:p>
+      <w:pPr>
+        <w:spacing w:before="80" w:after="80"/>
+        <w:ind w:left="567"/>
+      </w:pPr>
+      <w:r>
+        <w:rPr>
+          <w:rFonts w:ascii="Courier New" w:hAnsi="Courier New"/>
+          <w:color w:val="000080"/>
+          <w:sz w:val="16"/>
+        </w:rPr>
+        <w:t>python3 selfcheck.py --write-manifest   # après installation et après toute modification volontaire</w:t>
+        <w:br/>
+        <w:t>python3 selfcheck.py --only 11.6        # vérifier</w:t>
+      </w:r>
+    </w:p>
     <w:p/>
     <w:sectPr>
       <w:pgSz w:w="12240" w:h="15840"/>

--- a/AI_Transit_Pipeline_Documentation.docx
+++ b/AI_Transit_Pipeline_Documentation.docx
@@ -370,6 +370,47 @@
           <w:sz w:val="20"/>
         </w:rPr>
         <w:t>11.  Assurance qualité</w:t>
+      </w:r>
+    </w:p>
+    <w:p>
+      <w:r>
+        <w:rPr>
+          <w:b/>
+          <w:sz w:val="20"/>
+        </w:rPr>
+        <w:t>12.  Fonctionnement en environnement isolé</w:t>
+      </w:r>
+    </w:p>
+    <w:p>
+      <w:r>
+        <w:rPr>
+          <w:sz w:val="20"/>
+        </w:rPr>
+        <w:t xml:space="preserve">    12.1  Pourquoi un mode dédié est nécessaire</w:t>
+      </w:r>
+    </w:p>
+    <w:p>
+      <w:r>
+        <w:rPr>
+          <w:sz w:val="20"/>
+        </w:rPr>
+        <w:t xml:space="preserve">    12.2  Comportement des outils hors ligne</w:t>
+      </w:r>
+    </w:p>
+    <w:p>
+      <w:r>
+        <w:rPr>
+          <w:sz w:val="20"/>
+        </w:rPr>
+        <w:t xml:space="preserve">    12.3  Procédure</w:t>
+      </w:r>
+    </w:p>
+    <w:p>
+      <w:r>
+        <w:rPr>
+          <w:sz w:val="20"/>
+        </w:rPr>
+        <w:t xml:space="preserve">    12.4  Vérifier que le scan a réellement eu lieu</w:t>
       </w:r>
     </w:p>
     <w:p>
@@ -10531,6 +10572,525 @@
       </w:r>
     </w:p>
     <w:p/>
+    <w:p>
+      <w:r>
+        <w:br w:type="page"/>
+      </w:r>
+    </w:p>
+    <w:p>
+      <w:pPr>
+        <w:pStyle w:val="Heading1"/>
+      </w:pPr>
+      <w:r>
+        <w:rPr>
+          <w:color w:val="1F3864"/>
+        </w:rPr>
+        <w:t>12. Fonctionnement en environnement isolé</w:t>
+      </w:r>
+    </w:p>
+    <w:p>
+      <w:r>
+        <w:rPr>
+          <w:b w:val="0"/>
+          <w:i w:val="0"/>
+          <w:sz w:val="20"/>
+        </w:rPr>
+        <w:t>Le pipeline prend en charge un fonctionnement totalement déconnecté via l'option --offline. Cette section en donne la synthèse ; la référence outil par outil se trouve dans INSTALL.md section 10, et la procédure d'exploitation pas à pas dans OFFLINE_RUNBOOK.md.</w:t>
+      </w:r>
+    </w:p>
+    <w:p>
+      <w:pPr>
+        <w:pStyle w:val="Heading2"/>
+      </w:pPr>
+      <w:r>
+        <w:rPr>
+          <w:color w:val="2E75B6"/>
+        </w:rPr>
+        <w:t>12.1 Pourquoi un mode dédié est nécessaire</w:t>
+      </w:r>
+    </w:p>
+    <w:p>
+      <w:r>
+        <w:rPr>
+          <w:b w:val="0"/>
+          <w:i w:val="0"/>
+          <w:sz w:val="20"/>
+        </w:rPr>
+        <w:t>Plusieurs scanners sollicitent le réseau au moment du scan, et pas uniquement à l'installation. Semgrep résout ses jeux de règles depuis un registre, trivy télécharge une base de vulnérabilités, pip-audit, safety et npm audit interrogent des services d'avis de sécurité, et l'option vulnerability de ScanCode interroge VulnerableCode.</w:t>
+      </w:r>
+    </w:p>
+    <w:p>
+      <w:r>
+        <w:rPr>
+          <w:b w:val="0"/>
+          <w:i w:val="0"/>
+          <w:sz w:val="20"/>
+        </w:rPr>
+        <w:t>Sur une machine isolée sans --offline, ces appels sont malgré tout tentés. Ils n'interrompent pas l'exécution, chacun étant protégé individuellement. Ils bloquent sur des délais de connexion puis ne renvoient rien : les couches 2 et 3 ne produisent alors aucun résultat, alors que le rapport les présente toujours comme ayant été exécutées. Le pipeline peut donc conclure PASS sur un dépôt qui n'a jamais été réellement analysé. Éviter ce résultat est l'objet même de ce mode.</w:t>
+      </w:r>
+    </w:p>
+    <w:p>
+      <w:pPr>
+        <w:pStyle w:val="Heading2"/>
+      </w:pPr>
+      <w:r>
+        <w:rPr>
+          <w:color w:val="2E75B6"/>
+        </w:rPr>
+        <w:t>12.2 Comportement des outils hors ligne</w:t>
+      </w:r>
+    </w:p>
+    <w:tbl>
+      <w:tblPr>
+        <w:tblStyle w:val="TableGrid"/>
+        <w:tblW w:type="auto" w:w="0"/>
+        <w:tblLook w:firstColumn="1" w:firstRow="1" w:lastColumn="0" w:lastRow="0" w:noHBand="0" w:noVBand="1" w:val="04A0"/>
+      </w:tblPr>
+      <w:tblGrid>
+        <w:gridCol w:w="3230"/>
+        <w:gridCol w:w="3230"/>
+        <w:gridCol w:w="3230"/>
+      </w:tblGrid>
+      <w:tr>
+        <w:tc>
+          <w:tcPr>
+            <w:tcW w:type="dxa" w:w="1984"/>
+            <w:shd w:val="clear" w:color="auto" w:fill="1F3864"/>
+            <w:tcBorders>
+              <w:top w:val="single" w:sz="4" w:space="0" w:color="AAAAAA"/>
+              <w:left w:val="single" w:sz="4" w:space="0" w:color="AAAAAA"/>
+              <w:bottom w:val="single" w:sz="4" w:space="0" w:color="AAAAAA"/>
+              <w:right w:val="single" w:sz="4" w:space="0" w:color="AAAAAA"/>
+              <w:insideH w:val="single" w:sz="4" w:space="0" w:color="AAAAAA"/>
+              <w:insideV w:val="single" w:sz="4" w:space="0" w:color="AAAAAA"/>
+            </w:tcBorders>
+          </w:tcPr>
+          <w:p>
+            <w:pPr>
+              <w:jc w:val="center"/>
+            </w:pPr>
+            <w:r>
+              <w:rPr>
+                <w:b/>
+                <w:color w:val="FFFFFF"/>
+                <w:sz w:val="18"/>
+              </w:rPr>
+              <w:t>Groupe</w:t>
+            </w:r>
+          </w:p>
+        </w:tc>
+        <w:tc>
+          <w:tcPr>
+            <w:tcW w:type="dxa" w:w="3402"/>
+            <w:shd w:val="clear" w:color="auto" w:fill="1F3864"/>
+            <w:tcBorders>
+              <w:top w:val="single" w:sz="4" w:space="0" w:color="AAAAAA"/>
+              <w:left w:val="single" w:sz="4" w:space="0" w:color="AAAAAA"/>
+              <w:bottom w:val="single" w:sz="4" w:space="0" w:color="AAAAAA"/>
+              <w:right w:val="single" w:sz="4" w:space="0" w:color="AAAAAA"/>
+              <w:insideH w:val="single" w:sz="4" w:space="0" w:color="AAAAAA"/>
+              <w:insideV w:val="single" w:sz="4" w:space="0" w:color="AAAAAA"/>
+            </w:tcBorders>
+          </w:tcPr>
+          <w:p>
+            <w:pPr>
+              <w:jc w:val="center"/>
+            </w:pPr>
+            <w:r>
+              <w:rPr>
+                <w:b/>
+                <w:color w:val="FFFFFF"/>
+                <w:sz w:val="18"/>
+              </w:rPr>
+              <w:t>Outils</w:t>
+            </w:r>
+          </w:p>
+        </w:tc>
+        <w:tc>
+          <w:tcPr>
+            <w:tcW w:type="dxa" w:w="4535"/>
+            <w:shd w:val="clear" w:color="auto" w:fill="1F3864"/>
+            <w:tcBorders>
+              <w:top w:val="single" w:sz="4" w:space="0" w:color="AAAAAA"/>
+              <w:left w:val="single" w:sz="4" w:space="0" w:color="AAAAAA"/>
+              <w:bottom w:val="single" w:sz="4" w:space="0" w:color="AAAAAA"/>
+              <w:right w:val="single" w:sz="4" w:space="0" w:color="AAAAAA"/>
+              <w:insideH w:val="single" w:sz="4" w:space="0" w:color="AAAAAA"/>
+              <w:insideV w:val="single" w:sz="4" w:space="0" w:color="AAAAAA"/>
+            </w:tcBorders>
+          </w:tcPr>
+          <w:p>
+            <w:pPr>
+              <w:jc w:val="center"/>
+            </w:pPr>
+            <w:r>
+              <w:rPr>
+                <w:b/>
+                <w:color w:val="FFFFFF"/>
+                <w:sz w:val="18"/>
+              </w:rPr>
+              <w:t>Comportement hors ligne</w:t>
+            </w:r>
+          </w:p>
+        </w:tc>
+      </w:tr>
+      <w:tr>
+        <w:tc>
+          <w:tcPr>
+            <w:tcW w:type="dxa" w:w="3230"/>
+            <w:tcBorders>
+              <w:top w:val="single" w:sz="4" w:space="0" w:color="AAAAAA"/>
+              <w:left w:val="single" w:sz="4" w:space="0" w:color="AAAAAA"/>
+              <w:bottom w:val="single" w:sz="4" w:space="0" w:color="AAAAAA"/>
+              <w:right w:val="single" w:sz="4" w:space="0" w:color="AAAAAA"/>
+              <w:insideH w:val="single" w:sz="4" w:space="0" w:color="AAAAAA"/>
+              <w:insideV w:val="single" w:sz="4" w:space="0" w:color="AAAAAA"/>
+            </w:tcBorders>
+          </w:tcPr>
+          <w:p>
+            <w:r>
+              <w:rPr>
+                <w:b/>
+                <w:sz w:val="18"/>
+              </w:rPr>
+              <w:t>Aucune préparation</w:t>
+            </w:r>
+          </w:p>
+        </w:tc>
+        <w:tc>
+          <w:tcPr>
+            <w:tcW w:type="dxa" w:w="3230"/>
+            <w:tcBorders>
+              <w:top w:val="single" w:sz="4" w:space="0" w:color="AAAAAA"/>
+              <w:left w:val="single" w:sz="4" w:space="0" w:color="AAAAAA"/>
+              <w:bottom w:val="single" w:sz="4" w:space="0" w:color="AAAAAA"/>
+              <w:right w:val="single" w:sz="4" w:space="0" w:color="AAAAAA"/>
+              <w:insideH w:val="single" w:sz="4" w:space="0" w:color="AAAAAA"/>
+              <w:insideV w:val="single" w:sz="4" w:space="0" w:color="AAAAAA"/>
+            </w:tcBorders>
+          </w:tcPr>
+          <w:p>
+            <w:r>
+              <w:rPr>
+                <w:sz w:val="18"/>
+              </w:rPr>
+              <w:t>betterleaks, detect-secrets, YARA, règles de motifs, Bandit, ShellCheck, cppcheck, hadolint</w:t>
+            </w:r>
+          </w:p>
+        </w:tc>
+        <w:tc>
+          <w:tcPr>
+            <w:tcW w:type="dxa" w:w="3230"/>
+            <w:tcBorders>
+              <w:top w:val="single" w:sz="4" w:space="0" w:color="AAAAAA"/>
+              <w:left w:val="single" w:sz="4" w:space="0" w:color="AAAAAA"/>
+              <w:bottom w:val="single" w:sz="4" w:space="0" w:color="AAAAAA"/>
+              <w:right w:val="single" w:sz="4" w:space="0" w:color="AAAAAA"/>
+              <w:insideH w:val="single" w:sz="4" w:space="0" w:color="AAAAAA"/>
+              <w:insideV w:val="single" w:sz="4" w:space="0" w:color="AAAAAA"/>
+            </w:tcBorders>
+          </w:tcPr>
+          <w:p>
+            <w:r>
+              <w:rPr>
+                <w:sz w:val="18"/>
+              </w:rPr>
+              <w:t>Pleinement fonctionnels ; les règles sont locales</w:t>
+            </w:r>
+          </w:p>
+        </w:tc>
+      </w:tr>
+      <w:tr>
+        <w:tc>
+          <w:tcPr>
+            <w:tcW w:type="dxa" w:w="3230"/>
+            <w:tcBorders>
+              <w:top w:val="single" w:sz="4" w:space="0" w:color="AAAAAA"/>
+              <w:left w:val="single" w:sz="4" w:space="0" w:color="AAAAAA"/>
+              <w:bottom w:val="single" w:sz="4" w:space="0" w:color="AAAAAA"/>
+              <w:right w:val="single" w:sz="4" w:space="0" w:color="AAAAAA"/>
+              <w:insideH w:val="single" w:sz="4" w:space="0" w:color="AAAAAA"/>
+              <w:insideV w:val="single" w:sz="4" w:space="0" w:color="AAAAAA"/>
+            </w:tcBorders>
+          </w:tcPr>
+          <w:p>
+            <w:r>
+              <w:rPr>
+                <w:b/>
+                <w:sz w:val="18"/>
+              </w:rPr>
+              <w:t>Données à pré-positionner</w:t>
+            </w:r>
+          </w:p>
+        </w:tc>
+        <w:tc>
+          <w:tcPr>
+            <w:tcW w:type="dxa" w:w="3230"/>
+            <w:tcBorders>
+              <w:top w:val="single" w:sz="4" w:space="0" w:color="AAAAAA"/>
+              <w:left w:val="single" w:sz="4" w:space="0" w:color="AAAAAA"/>
+              <w:bottom w:val="single" w:sz="4" w:space="0" w:color="AAAAAA"/>
+              <w:right w:val="single" w:sz="4" w:space="0" w:color="AAAAAA"/>
+              <w:insideH w:val="single" w:sz="4" w:space="0" w:color="AAAAAA"/>
+              <w:insideV w:val="single" w:sz="4" w:space="0" w:color="AAAAAA"/>
+            </w:tcBorders>
+          </w:tcPr>
+          <w:p>
+            <w:r>
+              <w:rPr>
+                <w:sz w:val="18"/>
+              </w:rPr>
+              <w:t>Semgrep, trivy, ClamAV, checkov, ScanCode</w:t>
+            </w:r>
+          </w:p>
+        </w:tc>
+        <w:tc>
+          <w:tcPr>
+            <w:tcW w:type="dxa" w:w="3230"/>
+            <w:tcBorders>
+              <w:top w:val="single" w:sz="4" w:space="0" w:color="AAAAAA"/>
+              <w:left w:val="single" w:sz="4" w:space="0" w:color="AAAAAA"/>
+              <w:bottom w:val="single" w:sz="4" w:space="0" w:color="AAAAAA"/>
+              <w:right w:val="single" w:sz="4" w:space="0" w:color="AAAAAA"/>
+              <w:insideH w:val="single" w:sz="4" w:space="0" w:color="AAAAAA"/>
+              <w:insideV w:val="single" w:sz="4" w:space="0" w:color="AAAAAA"/>
+            </w:tcBorders>
+          </w:tcPr>
+          <w:p>
+            <w:r>
+              <w:rPr>
+                <w:sz w:val="18"/>
+              </w:rPr>
+              <w:t>Fonctionnels une fois les règles, bases ou signatures pré-positionnées ; le pipeline passe les options qui suppriment les tentatives de mise à jour</w:t>
+            </w:r>
+          </w:p>
+        </w:tc>
+      </w:tr>
+      <w:tr>
+        <w:tc>
+          <w:tcPr>
+            <w:tcW w:type="dxa" w:w="3230"/>
+            <w:tcBorders>
+              <w:top w:val="single" w:sz="4" w:space="0" w:color="AAAAAA"/>
+              <w:left w:val="single" w:sz="4" w:space="0" w:color="AAAAAA"/>
+              <w:bottom w:val="single" w:sz="4" w:space="0" w:color="AAAAAA"/>
+              <w:right w:val="single" w:sz="4" w:space="0" w:color="AAAAAA"/>
+              <w:insideH w:val="single" w:sz="4" w:space="0" w:color="AAAAAA"/>
+              <w:insideV w:val="single" w:sz="4" w:space="0" w:color="AAAAAA"/>
+            </w:tcBorders>
+          </w:tcPr>
+          <w:p>
+            <w:r>
+              <w:rPr>
+                <w:b/>
+                <w:sz w:val="18"/>
+              </w:rPr>
+              <w:t>Aucun mode hors ligne</w:t>
+            </w:r>
+          </w:p>
+        </w:tc>
+        <w:tc>
+          <w:tcPr>
+            <w:tcW w:type="dxa" w:w="3230"/>
+            <w:tcBorders>
+              <w:top w:val="single" w:sz="4" w:space="0" w:color="AAAAAA"/>
+              <w:left w:val="single" w:sz="4" w:space="0" w:color="AAAAAA"/>
+              <w:bottom w:val="single" w:sz="4" w:space="0" w:color="AAAAAA"/>
+              <w:right w:val="single" w:sz="4" w:space="0" w:color="AAAAAA"/>
+              <w:insideH w:val="single" w:sz="4" w:space="0" w:color="AAAAAA"/>
+              <w:insideV w:val="single" w:sz="4" w:space="0" w:color="AAAAAA"/>
+            </w:tcBorders>
+          </w:tcPr>
+          <w:p>
+            <w:r>
+              <w:rPr>
+                <w:sz w:val="18"/>
+              </w:rPr>
+              <w:t>pip-audit, safety, npm audit, recherche CVE de ScanCode</w:t>
+            </w:r>
+          </w:p>
+        </w:tc>
+        <w:tc>
+          <w:tcPr>
+            <w:tcW w:type="dxa" w:w="3230"/>
+            <w:tcBorders>
+              <w:top w:val="single" w:sz="4" w:space="0" w:color="AAAAAA"/>
+              <w:left w:val="single" w:sz="4" w:space="0" w:color="AAAAAA"/>
+              <w:bottom w:val="single" w:sz="4" w:space="0" w:color="AAAAAA"/>
+              <w:right w:val="single" w:sz="4" w:space="0" w:color="AAAAAA"/>
+              <w:insideH w:val="single" w:sz="4" w:space="0" w:color="AAAAAA"/>
+              <w:insideV w:val="single" w:sz="4" w:space="0" w:color="AAAAAA"/>
+            </w:tcBorders>
+          </w:tcPr>
+          <w:p>
+            <w:r>
+              <w:rPr>
+                <w:sz w:val="18"/>
+              </w:rPr>
+              <w:t>Non exécutés ; chacun consigne un avertissement explicite nommant ce qui n'a pas été couvert</w:t>
+            </w:r>
+          </w:p>
+        </w:tc>
+      </w:tr>
+    </w:tbl>
+    <w:p/>
+    <w:p>
+      <w:r>
+        <w:rPr>
+          <w:b w:val="0"/>
+          <w:i/>
+          <w:sz w:val="20"/>
+        </w:rPr>
+        <w:t>Une conséquence mérite d'être soulignée. En ligne, quatre outils se recoupent sur les vulnérabilités de dépendances et en perdre un reste tolérable. Hors ligne, la base trivy pré-positionnée constitue la seule couverture CVE des dépendances. Si elle est absente ou périmée, ces vulnérabilités ne sont pas signalées.</w:t>
+      </w:r>
+    </w:p>
+    <w:p>
+      <w:pPr>
+        <w:pStyle w:val="Heading2"/>
+      </w:pPr>
+      <w:r>
+        <w:rPr>
+          <w:color w:val="2E75B6"/>
+        </w:rPr>
+        <w:t>12.3 Procédure</w:t>
+      </w:r>
+    </w:p>
+    <w:p>
+      <w:r>
+        <w:rPr>
+          <w:b w:val="0"/>
+          <w:i w:val="0"/>
+          <w:sz w:val="20"/>
+        </w:rPr>
+        <w:t>Sur une machine connectée, construire et signer le cache :</w:t>
+      </w:r>
+    </w:p>
+    <w:p>
+      <w:pPr>
+        <w:spacing w:before="80" w:after="80"/>
+        <w:ind w:left="567"/>
+      </w:pPr>
+      <w:r>
+        <w:rPr>
+          <w:rFonts w:ascii="Courier New" w:hAnsi="Courier New"/>
+          <w:color w:val="000080"/>
+          <w:sz w:val="16"/>
+        </w:rPr>
+        <w:t>./prepare_offline_cache.sh /tmp/offline-cache</w:t>
+        <w:br/>
+        <w:t>date -u +%Y-%m-%d &gt; /tmp/offline-cache/.cache_built_on</w:t>
+        <w:br/>
+        <w:t>tar -czf offline-cache.tar.gz -C /tmp offline-cache</w:t>
+        <w:br/>
+        <w:t>sha256sum offline-cache.tar.gz    # transmettre par un autre canal</w:t>
+      </w:r>
+    </w:p>
+    <w:p>
+      <w:r>
+        <w:rPr>
+          <w:b w:val="0"/>
+          <w:i w:val="0"/>
+          <w:sz w:val="20"/>
+        </w:rPr>
+        <w:t>Sur la machine isolée, vérifier le transfert avant toute utilisation :</w:t>
+      </w:r>
+    </w:p>
+    <w:p>
+      <w:pPr>
+        <w:spacing w:before="80" w:after="80"/>
+        <w:ind w:left="567"/>
+      </w:pPr>
+      <w:r>
+        <w:rPr>
+          <w:rFonts w:ascii="Courier New" w:hAnsi="Courier New"/>
+          <w:color w:val="000080"/>
+          <w:sz w:val="16"/>
+        </w:rPr>
+        <w:t>sha256sum -c offline-cache.tar.gz.sha256</w:t>
+        <w:br/>
+        <w:t>tar -xzf offline-cache.tar.gz -C /opt/ai-transit/</w:t>
+        <w:br/>
+        <w:t>cd /opt/ai-transit/offline-cache</w:t>
+        <w:br/>
+        <w:t>sha256sum --check .cache_manifest.sha256</w:t>
+      </w:r>
+    </w:p>
+    <w:p>
+      <w:r>
+        <w:rPr>
+          <w:b w:val="0"/>
+          <w:i w:val="0"/>
+          <w:sz w:val="20"/>
+        </w:rPr>
+        <w:t>Puis lancer le scan. Les URL distantes ne peuvent pas être récupérées :</w:t>
+      </w:r>
+    </w:p>
+    <w:p>
+      <w:pPr>
+        <w:spacing w:before="80" w:after="80"/>
+        <w:ind w:left="567"/>
+      </w:pPr>
+      <w:r>
+        <w:rPr>
+          <w:rFonts w:ascii="Courier New" w:hAnsi="Courier New"/>
+          <w:color w:val="000080"/>
+          <w:sz w:val="16"/>
+        </w:rPr>
+        <w:t>export OFFLINE_CACHE=/opt/ai-transit/offline-cache</w:t>
+        <w:br/>
+        <w:t>./ai_transit.sh --offline /chemin/vers/depot</w:t>
+      </w:r>
+    </w:p>
+    <w:p>
+      <w:pPr>
+        <w:pStyle w:val="Heading2"/>
+      </w:pPr>
+      <w:r>
+        <w:rPr>
+          <w:color w:val="2E75B6"/>
+        </w:rPr>
+        <w:t>12.4 Vérifier que le scan a réellement eu lieu</w:t>
+      </w:r>
+    </w:p>
+    <w:p>
+      <w:r>
+        <w:rPr>
+          <w:b w:val="0"/>
+          <w:i w:val="0"/>
+          <w:sz w:val="20"/>
+        </w:rPr>
+        <w:t>Chaque rapport comporte un bloc coverage indiquant, couche par couche, si elle a été exécutée. Une couche peut ne pas s'exécuter pour deux raisons distinctes - l'outil n'est pas installé, ou ses données n'ont pas été pré-positionnées - et le bloc consigne les deux de manière identique : un consommateur automatisé n'a donc pas à analyser le texte des avertissements pour les distinguer.</w:t>
+      </w:r>
+    </w:p>
+    <w:p>
+      <w:pPr>
+        <w:spacing w:before="80" w:after="80"/>
+        <w:ind w:left="567"/>
+      </w:pPr>
+      <w:r>
+        <w:rPr>
+          <w:rFonts w:ascii="Courier New" w:hAnsi="Courier New"/>
+          <w:color w:val="000080"/>
+          <w:sz w:val="16"/>
+        </w:rPr>
+        <w:t>REPORT=$(ls -t $WORK_DIR/reports/report_*.json | head -1)</w:t>
+        <w:br/>
+        <w:t>python3 -c "import json,sys; d=json.load(open(sys.argv[1])); \</w:t>
+        <w:br/>
+        <w:t xml:space="preserve">  print(d['coverage_complete'], d['coverage_gaps'])" "$REPORT"</w:t>
+      </w:r>
+    </w:p>
+    <w:p>
+      <w:r>
+        <w:rPr>
+          <w:b w:val="0"/>
+          <w:i w:val="0"/>
+          <w:sz w:val="20"/>
+        </w:rPr>
+        <w:t>Les traitements automatisés doivent s'appuyer sur la couverture plutôt que sur le verdict. Un PASS dont le bloc coverage indique la couche 2 ou 3 comme non exécutée est non concluant, et non pas sain. OFFLINE_RUNBOOK.md fournit une barrière d'acceptation prête à l'emploi.</w:t>
+      </w:r>
+    </w:p>
+    <w:p/>
     <w:sectPr>
       <w:pgSz w:w="12240" w:h="15840"/>
       <w:pgMar w:top="1134" w:right="1134" w:bottom="1134" w:left="1417" w:header="720" w:footer="720" w:gutter="0"/>
